--- a/docs/documentacion_oficial/04_Casos_de_Uso_Custodio_RAT_Manager_v1.10.docx
+++ b/docs/documentacion_oficial/04_Casos_de_Uso_Custodio_RAT_Manager_v1.10.docx
@@ -2,17 +2,263 @@
 <file path=word/document.xml><?xml version="1.0" encoding="utf-8"?>
 <w:document xmlns:wpc="http://schemas.microsoft.com/office/word/2010/wordprocessingCanvas" xmlns:mo="http://schemas.microsoft.com/office/mac/office/2008/main" xmlns:mc="http://schemas.openxmlformats.org/markup-compatibility/2006" xmlns:mv="urn:schemas-microsoft-com:mac:vml" xmlns:o="urn:schemas-microsoft-com:office:office" xmlns:r="http://schemas.openxmlformats.org/officeDocument/2006/relationships" xmlns:m="http://schemas.openxmlformats.org/officeDocument/2006/math" xmlns:v="urn:schemas-microsoft-com:vml" xmlns:wp14="http://schemas.microsoft.com/office/word/2010/wordprocessingDrawing" xmlns:wp="http://schemas.openxmlformats.org/drawingml/2006/wordprocessingDrawing" xmlns:w10="urn:schemas-microsoft-com:office:word" xmlns:w="http://schemas.openxmlformats.org/wordprocessingml/2006/main" xmlns:w14="http://schemas.microsoft.com/office/word/2010/wordml" xmlns:wpg="http://schemas.microsoft.com/office/word/2010/wordprocessingGroup" xmlns:wpi="http://schemas.microsoft.com/office/word/2010/wordprocessingInk" xmlns:wne="http://schemas.microsoft.com/office/word/2006/wordml" xmlns:wps="http://schemas.microsoft.com/office/word/2010/wordprocessingShape" mc:Ignorable="w14 wp14">
   <w:body>
+    <w:p/>
+    <w:p/>
+    <w:p/>
     <w:p>
       <w:pPr>
-        <w:pStyle w:val="Title"/>
+        <w:jc w:val="center"/>
+        <w:pBdr>
+          <w:top w:val="single" w:sz="16" w:space="4" w:color="1F497D"/>
+          <w:left w:val="single" w:sz="16" w:space="4" w:color="1F497D"/>
+          <w:bottom w:val="single" w:sz="16" w:space="4" w:color="1F497D"/>
+          <w:right w:val="single" w:sz="16" w:space="4" w:color="1F497D"/>
+        </w:pBdr>
+        <w:shd w:val="clear" w:color="auto" w:fill="1F497D"/>
       </w:pPr>
       <w:r>
-        <w:t>CUSTODIO RAT — Casos de Uso v1.10</w:t>
+        <w:rPr>
+          <w:b/>
+          <w:color w:val="FFFFFF"/>
+          <w:sz w:val="24"/>
+        </w:rPr>
+        <w:t xml:space="preserve">  ▣  CUSTODIO  ·  CUSTODIO RAT MANAGER  </w:t>
+      </w:r>
+    </w:p>
+    <w:p>
+      <w:pPr>
+        <w:spacing w:before="720" w:after="120"/>
+        <w:jc w:val="center"/>
+      </w:pPr>
+      <w:r>
+        <w:rPr>
+          <w:i/>
+          <w:color w:val="808080"/>
+          <w:sz w:val="22"/>
+        </w:rPr>
+        <w:t>CUST-DOC-04</w:t>
+      </w:r>
+    </w:p>
+    <w:p/>
+    <w:p/>
+    <w:p>
+      <w:pPr>
+        <w:spacing w:after="240"/>
+        <w:jc w:val="center"/>
+      </w:pPr>
+      <w:r>
+        <w:rPr>
+          <w:b/>
+          <w:color w:val="1F497D"/>
+          <w:sz w:val="56"/>
+        </w:rPr>
+        <w:t>CASOS DE USO</w:t>
+      </w:r>
+    </w:p>
+    <w:p>
+      <w:pPr>
+        <w:spacing w:after="480"/>
+        <w:jc w:val="center"/>
+      </w:pPr>
+      <w:r>
+        <w:rPr>
+          <w:i/>
+          <w:color w:val="2E74B5"/>
+          <w:sz w:val="28"/>
+        </w:rPr>
+        <w:t>Especificación formal de interacciones actor-sistema</w:t>
+      </w:r>
+    </w:p>
+    <w:p/>
+    <w:p/>
+    <w:p>
+      <w:pPr>
+        <w:jc w:val="center"/>
+        <w:pBdr>
+          <w:bottom w:val="single" w:sz="12" w:space="1" w:color="2E74B5"/>
+        </w:pBdr>
+      </w:pPr>
+      <w:r>
+        <w:rPr>
+          <w:sz w:val="4"/>
+        </w:rPr>
+        <w:t xml:space="preserve">  </w:t>
+      </w:r>
+    </w:p>
+    <w:p/>
+    <w:p/>
+    <w:p>
+      <w:pPr>
+        <w:spacing w:after="40"/>
+        <w:jc w:val="center"/>
+      </w:pPr>
+      <w:r>
+        <w:rPr>
+          <w:b/>
+          <w:color w:val="1F497D"/>
+          <w:sz w:val="22"/>
+        </w:rPr>
+        <w:t xml:space="preserve">Versión:  </w:t>
+      </w:r>
+      <w:r>
+        <w:rPr>
+          <w:color w:val="404040"/>
+          <w:sz w:val="22"/>
+        </w:rPr>
+        <w:t>v1.10</w:t>
+      </w:r>
+    </w:p>
+    <w:p>
+      <w:pPr>
+        <w:spacing w:after="40"/>
+        <w:jc w:val="center"/>
+      </w:pPr>
+      <w:r>
+        <w:rPr>
+          <w:b/>
+          <w:color w:val="1F497D"/>
+          <w:sz w:val="22"/>
+        </w:rPr>
+        <w:t xml:space="preserve">Fecha de emisión:  </w:t>
+      </w:r>
+      <w:r>
+        <w:rPr>
+          <w:color w:val="404040"/>
+          <w:sz w:val="22"/>
+        </w:rPr>
+        <w:t>Junio 2026</w:t>
+      </w:r>
+    </w:p>
+    <w:p>
+      <w:pPr>
+        <w:spacing w:after="40"/>
+        <w:jc w:val="center"/>
+      </w:pPr>
+      <w:r>
+        <w:rPr>
+          <w:b/>
+          <w:color w:val="1F497D"/>
+          <w:sz w:val="22"/>
+        </w:rPr>
+        <w:t xml:space="preserve">Autor:  </w:t>
+      </w:r>
+      <w:r>
+        <w:rPr>
+          <w:color w:val="404040"/>
+          <w:sz w:val="22"/>
+        </w:rPr>
+        <w:t>Equipo de Desarrollo — Custodio</w:t>
+      </w:r>
+    </w:p>
+    <w:p>
+      <w:pPr>
+        <w:spacing w:after="40"/>
+        <w:jc w:val="center"/>
+      </w:pPr>
+      <w:r>
+        <w:rPr>
+          <w:b/>
+          <w:color w:val="1F497D"/>
+          <w:sz w:val="22"/>
+        </w:rPr>
+        <w:t xml:space="preserve">Empresa responsable:  </w:t>
+      </w:r>
+      <w:r>
+        <w:rPr>
+          <w:color w:val="404040"/>
+          <w:sz w:val="22"/>
+        </w:rPr>
+        <w:t>Custodio SpA</w:t>
+      </w:r>
+    </w:p>
+    <w:p>
+      <w:pPr>
+        <w:spacing w:after="40"/>
+        <w:jc w:val="center"/>
+      </w:pPr>
+      <w:r>
+        <w:rPr>
+          <w:b/>
+          <w:color w:val="1F497D"/>
+          <w:sz w:val="22"/>
+        </w:rPr>
+        <w:t xml:space="preserve">Clasificación:  </w:t>
+      </w:r>
+      <w:r>
+        <w:rPr>
+          <w:color w:val="404040"/>
+          <w:sz w:val="22"/>
+        </w:rPr>
+        <w:t>Interno — Confidencial</w:t>
+      </w:r>
+    </w:p>
+    <w:p>
+      <w:pPr>
+        <w:spacing w:after="40"/>
+        <w:jc w:val="center"/>
+      </w:pPr>
+      <w:r>
+        <w:rPr>
+          <w:b/>
+          <w:color w:val="1F497D"/>
+          <w:sz w:val="22"/>
+        </w:rPr>
+        <w:t xml:space="preserve">Producto:  </w:t>
+      </w:r>
+      <w:r>
+        <w:rPr>
+          <w:color w:val="404040"/>
+          <w:sz w:val="22"/>
+        </w:rPr>
+        <w:t>Custodio RAT Manager</w:t>
+      </w:r>
+    </w:p>
+    <w:p>
+      <w:pPr>
+        <w:spacing w:after="40"/>
+        <w:jc w:val="center"/>
+      </w:pPr>
+      <w:r>
+        <w:rPr>
+          <w:b/>
+          <w:color w:val="1F497D"/>
+          <w:sz w:val="22"/>
+        </w:rPr>
+        <w:t xml:space="preserve">Marco regulatorio:  </w:t>
+      </w:r>
+      <w:r>
+        <w:rPr>
+          <w:color w:val="404040"/>
+          <w:sz w:val="22"/>
+        </w:rPr>
+        <w:t>Ley N.° 21.719 — Chile</w:t>
+      </w:r>
+    </w:p>
+    <w:p/>
+    <w:p/>
+    <w:p>
+      <w:pPr>
+        <w:jc w:val="center"/>
+        <w:pBdr>
+          <w:top w:val="single" w:sz="16" w:space="4" w:color="1F497D"/>
+          <w:left w:val="single" w:sz="16" w:space="4" w:color="1F497D"/>
+          <w:bottom w:val="single" w:sz="16" w:space="4" w:color="1F497D"/>
+          <w:right w:val="single" w:sz="16" w:space="4" w:color="1F497D"/>
+        </w:pBdr>
+        <w:shd w:val="clear" w:color="auto" w:fill="1F497D"/>
+      </w:pPr>
+      <w:r>
+        <w:rPr>
+          <w:b/>
+          <w:color w:val="FFFFFF"/>
+          <w:sz w:val="20"/>
+        </w:rPr>
+        <w:t xml:space="preserve">  CUMPLIMIENTO DE LA LEY 21.719 DE PROTECCIÓN DE DATOS PERSONALES DE CHILE  </w:t>
       </w:r>
     </w:p>
     <w:p>
       <w:r>
-        <w:t>Sistema RAT Manager — Ley 21.719 de Proteccion de Datos Personales de Chile</w:t>
+        <w:br w:type="page"/>
       </w:r>
     </w:p>
     <w:p>
@@ -20,43 +266,50 @@
         <w:pStyle w:val="Heading1"/>
       </w:pPr>
       <w:r>
-        <w:t>Metadata</w:t>
+        <w:t>Control de versiones</w:t>
       </w:r>
     </w:p>
     <w:tbl>
       <w:tblPr>
-        <w:tblStyle w:val="LightGrid"/>
+        <w:tblStyle w:val="TableGrid"/>
         <w:tblW w:type="auto" w:w="0"/>
+        <w:jc w:val="center"/>
         <w:tblLook w:firstColumn="1" w:firstRow="1" w:lastColumn="0" w:lastRow="0" w:noHBand="0" w:noVBand="1" w:val="04A0"/>
       </w:tblPr>
       <w:tblGrid>
-        <w:gridCol w:w="2160"/>
-        <w:gridCol w:w="2160"/>
-        <w:gridCol w:w="2160"/>
-        <w:gridCol w:w="2160"/>
+        <w:gridCol w:w="2493"/>
+        <w:gridCol w:w="2493"/>
+        <w:gridCol w:w="2493"/>
+        <w:gridCol w:w="2493"/>
       </w:tblGrid>
       <w:tr>
         <w:tc>
           <w:tcPr>
-            <w:tcW w:type="dxa" w:w="2160"/>
+            <w:tcW w:type="dxa" w:w="850"/>
+            <w:shd w:val="clear" w:color="auto" w:fill="1F497D"/>
           </w:tcPr>
           <w:p>
+            <w:r/>
             <w:r>
               <w:rPr>
                 <w:b/>
+                <w:color w:val="FFFFFF"/>
               </w:rPr>
-              <w:t>Version</w:t>
+              <w:t>Versión</w:t>
             </w:r>
           </w:p>
         </w:tc>
         <w:tc>
           <w:tcPr>
-            <w:tcW w:type="dxa" w:w="2160"/>
+            <w:tcW w:type="dxa" w:w="1417"/>
+            <w:shd w:val="clear" w:color="auto" w:fill="1F497D"/>
           </w:tcPr>
           <w:p>
+            <w:r/>
             <w:r>
               <w:rPr>
                 <w:b/>
+                <w:color w:val="FFFFFF"/>
               </w:rPr>
               <w:t>Fecha</w:t>
             </w:r>
@@ -64,12 +317,15 @@
         </w:tc>
         <w:tc>
           <w:tcPr>
-            <w:tcW w:type="dxa" w:w="2160"/>
+            <w:tcW w:type="dxa" w:w="1701"/>
+            <w:shd w:val="clear" w:color="auto" w:fill="1F497D"/>
           </w:tcPr>
           <w:p>
+            <w:r/>
             <w:r>
               <w:rPr>
                 <w:b/>
+                <w:color w:val="FFFFFF"/>
               </w:rPr>
               <w:t>Autor</w:t>
             </w:r>
@@ -77,12 +333,15 @@
         </w:tc>
         <w:tc>
           <w:tcPr>
-            <w:tcW w:type="dxa" w:w="2160"/>
+            <w:tcW w:type="dxa" w:w="6004"/>
+            <w:shd w:val="clear" w:color="auto" w:fill="1F497D"/>
           </w:tcPr>
           <w:p>
+            <w:r/>
             <w:r>
               <w:rPr>
                 <w:b/>
+                <w:color w:val="FFFFFF"/>
               </w:rPr>
               <w:t>Cambios</w:t>
             </w:r>
@@ -92,107 +351,54 @@
       <w:tr>
         <w:tc>
           <w:tcPr>
-            <w:tcW w:type="dxa" w:w="2160"/>
+            <w:tcW w:type="dxa" w:w="850"/>
           </w:tcPr>
           <w:p>
             <w:r>
-              <w:t>1.10</w:t>
+              <w:rPr>
+                <w:sz w:val="20"/>
+              </w:rPr>
+              <w:t>1.0</w:t>
             </w:r>
           </w:p>
         </w:tc>
         <w:tc>
           <w:tcPr>
-            <w:tcW w:type="dxa" w:w="2160"/>
+            <w:tcW w:type="dxa" w:w="1417"/>
           </w:tcPr>
           <w:p>
             <w:r>
-              <w:t>2026-07-07</w:t>
+              <w:rPr>
+                <w:sz w:val="20"/>
+              </w:rPr>
+              <w:t>Junio 2026</w:t>
             </w:r>
           </w:p>
         </w:tc>
         <w:tc>
           <w:tcPr>
-            <w:tcW w:type="dxa" w:w="2160"/>
+            <w:tcW w:type="dxa" w:w="1701"/>
           </w:tcPr>
           <w:p>
             <w:r>
-              <w:t>Auditoria RAT detallada — Custodio</w:t>
+              <w:rPr>
+                <w:sz w:val="20"/>
+              </w:rPr>
+              <w:t>Equipo de Desarrollo — Custodio</w:t>
             </w:r>
           </w:p>
         </w:tc>
         <w:tc>
           <w:tcPr>
-            <w:tcW w:type="dxa" w:w="2160"/>
+            <w:tcW w:type="dxa" w:w="2493"/>
           </w:tcPr>
           <w:p>
-            <w:r>
-              <w:t>25 casos de uso (antes 14 en v1.9). Agregados CU-15 a CU-25 (export, dashboard, paginacion, duplicacion, bloqueo).</w:t>
-            </w:r>
-          </w:p>
-        </w:tc>
-      </w:tr>
-    </w:tbl>
-    <w:p>
-      <w:pPr>
-        <w:pStyle w:val="Heading1"/>
-      </w:pPr>
-      <w:r>
-        <w:t>Resumen de casos de uso</w:t>
-      </w:r>
-    </w:p>
-    <w:p>
-      <w:r>
-        <w:t>Total: 25 casos de uso.</w:t>
-      </w:r>
-    </w:p>
-    <w:tbl>
-      <w:tblPr>
-        <w:tblStyle w:val="LightGrid"/>
-        <w:tblW w:type="auto" w:w="0"/>
-        <w:tblLook w:firstColumn="1" w:firstRow="1" w:lastColumn="0" w:lastRow="0" w:noHBand="0" w:noVBand="1" w:val="04A0"/>
-      </w:tblPr>
-      <w:tblGrid>
-        <w:gridCol w:w="2880"/>
-        <w:gridCol w:w="2880"/>
-        <w:gridCol w:w="2880"/>
-      </w:tblGrid>
-      <w:tr>
-        <w:tc>
-          <w:tcPr>
-            <w:tcW w:type="dxa" w:w="2880"/>
-          </w:tcPr>
-          <w:p>
+            <w:r/>
             <w:r>
               <w:rPr>
-                <w:b/>
+                <w:sz w:val="20"/>
               </w:rPr>
-              <w:t>ID</w:t>
-            </w:r>
-          </w:p>
-        </w:tc>
-        <w:tc>
-          <w:tcPr>
-            <w:tcW w:type="dxa" w:w="2880"/>
-          </w:tcPr>
-          <w:p>
-            <w:r>
-              <w:rPr>
-                <w:b/>
-              </w:rPr>
-              <w:t>Titulo</w:t>
-            </w:r>
-          </w:p>
-        </w:tc>
-        <w:tc>
-          <w:tcPr>
-            <w:tcW w:type="dxa" w:w="2880"/>
-          </w:tcPr>
-          <w:p>
-            <w:r>
-              <w:rPr>
-                <w:b/>
-              </w:rPr>
-              <w:t>Actor</w:t>
+              <w:t>Creación inicial del documento de casos de uso.</w:t>
             </w:r>
           </w:p>
         </w:tc>
@@ -200,31 +406,54 @@
       <w:tr>
         <w:tc>
           <w:tcPr>
-            <w:tcW w:type="dxa" w:w="2880"/>
+            <w:tcW w:type="dxa" w:w="850"/>
           </w:tcPr>
           <w:p>
             <w:r>
-              <w:t>CU-01</w:t>
+              <w:rPr>
+                <w:sz w:val="20"/>
+              </w:rPr>
+              <w:t>1.1</w:t>
             </w:r>
           </w:p>
         </w:tc>
         <w:tc>
           <w:tcPr>
-            <w:tcW w:type="dxa" w:w="2880"/>
+            <w:tcW w:type="dxa" w:w="1417"/>
           </w:tcPr>
           <w:p>
             <w:r>
-              <w:t>Crear RAT basico</w:t>
+              <w:rPr>
+                <w:sz w:val="20"/>
+              </w:rPr>
+              <w:t>Junio 2026</w:t>
             </w:r>
           </w:p>
         </w:tc>
         <w:tc>
           <w:tcPr>
-            <w:tcW w:type="dxa" w:w="2880"/>
+            <w:tcW w:type="dxa" w:w="1701"/>
           </w:tcPr>
           <w:p>
             <w:r>
-              <w:t>Admin Empresa / Editor</w:t>
+              <w:rPr>
+                <w:sz w:val="20"/>
+              </w:rPr>
+              <w:t>Equipo de Desarrollo — Custodio</w:t>
+            </w:r>
+          </w:p>
+        </w:tc>
+        <w:tc>
+          <w:tcPr>
+            <w:tcW w:type="dxa" w:w="2493"/>
+          </w:tcPr>
+          <w:p>
+            <w:r/>
+            <w:r>
+              <w:rPr>
+                <w:sz w:val="20"/>
+              </w:rPr>
+              <w:t>Auditoría técnica: CU-033 a CU-038 para Consentimientos y Tickets ARCO.</w:t>
             </w:r>
           </w:p>
         </w:tc>
@@ -232,31 +461,54 @@
       <w:tr>
         <w:tc>
           <w:tcPr>
-            <w:tcW w:type="dxa" w:w="2880"/>
+            <w:tcW w:type="dxa" w:w="850"/>
           </w:tcPr>
           <w:p>
             <w:r>
-              <w:t>CU-02</w:t>
+              <w:rPr>
+                <w:sz w:val="20"/>
+              </w:rPr>
+              <w:t>1.2</w:t>
             </w:r>
           </w:p>
         </w:tc>
         <w:tc>
           <w:tcPr>
-            <w:tcW w:type="dxa" w:w="2880"/>
+            <w:tcW w:type="dxa" w:w="1417"/>
           </w:tcPr>
           <w:p>
             <w:r>
-              <w:t>Crear RAT con datos sensibles</w:t>
+              <w:rPr>
+                <w:sz w:val="20"/>
+              </w:rPr>
+              <w:t>Junio 2026</w:t>
             </w:r>
           </w:p>
         </w:tc>
         <w:tc>
           <w:tcPr>
-            <w:tcW w:type="dxa" w:w="2880"/>
+            <w:tcW w:type="dxa" w:w="1701"/>
           </w:tcPr>
           <w:p>
             <w:r>
-              <w:t>Admin Empresa / Editor</w:t>
+              <w:rPr>
+                <w:sz w:val="20"/>
+              </w:rPr>
+              <w:t>Equipo de Desarrollo — Custodio</w:t>
+            </w:r>
+          </w:p>
+        </w:tc>
+        <w:tc>
+          <w:tcPr>
+            <w:tcW w:type="dxa" w:w="2493"/>
+          </w:tcPr>
+          <w:p>
+            <w:r/>
+            <w:r>
+              <w:rPr>
+                <w:sz w:val="20"/>
+              </w:rPr>
+              <w:t>_Auditoría v1.2: módulo Feriados (CU-039 a CU-042), fixes P0 (blacklist, IDOR, CSV)._</w:t>
             </w:r>
           </w:p>
         </w:tc>
@@ -264,31 +516,54 @@
       <w:tr>
         <w:tc>
           <w:tcPr>
-            <w:tcW w:type="dxa" w:w="2880"/>
+            <w:tcW w:type="dxa" w:w="850"/>
           </w:tcPr>
           <w:p>
             <w:r>
-              <w:t>CU-03</w:t>
+              <w:rPr>
+                <w:sz w:val="20"/>
+              </w:rPr>
+              <w:t>1.3</w:t>
             </w:r>
           </w:p>
         </w:tc>
         <w:tc>
           <w:tcPr>
-            <w:tcW w:type="dxa" w:w="2880"/>
+            <w:tcW w:type="dxa" w:w="1417"/>
           </w:tcPr>
           <w:p>
             <w:r>
-              <w:t>Crear RAT con transferencia internacional</w:t>
+              <w:rPr>
+                <w:sz w:val="20"/>
+              </w:rPr>
+              <w:t>Junio 2026</w:t>
             </w:r>
           </w:p>
         </w:tc>
         <w:tc>
           <w:tcPr>
-            <w:tcW w:type="dxa" w:w="2880"/>
+            <w:tcW w:type="dxa" w:w="1701"/>
           </w:tcPr>
           <w:p>
             <w:r>
-              <w:t>Admin Empresa / Editor</w:t>
+              <w:rPr>
+                <w:sz w:val="20"/>
+              </w:rPr>
+              <w:t>Equipo de Desarrollo — Custodio</w:t>
+            </w:r>
+          </w:p>
+        </w:tc>
+        <w:tc>
+          <w:tcPr>
+            <w:tcW w:type="dxa" w:w="2493"/>
+          </w:tcPr>
+          <w:p>
+            <w:r/>
+            <w:r>
+              <w:rPr>
+                <w:sz w:val="20"/>
+              </w:rPr>
+              <w:t>_Beta Launch: RBAC fixes DT-014/DT-015 (CU-043/CU-044), /health (CU-045), EIPD (CU-047), consentimientos (CU-046)._</w:t>
             </w:r>
           </w:p>
         </w:tc>
@@ -296,31 +571,54 @@
       <w:tr>
         <w:tc>
           <w:tcPr>
-            <w:tcW w:type="dxa" w:w="2880"/>
+            <w:tcW w:type="dxa" w:w="850"/>
           </w:tcPr>
           <w:p>
             <w:r>
-              <w:t>CU-04</w:t>
+              <w:rPr>
+                <w:sz w:val="20"/>
+              </w:rPr>
+              <w:t>1.4</w:t>
             </w:r>
           </w:p>
         </w:tc>
         <w:tc>
           <w:tcPr>
-            <w:tcW w:type="dxa" w:w="2880"/>
+            <w:tcW w:type="dxa" w:w="1417"/>
           </w:tcPr>
           <w:p>
             <w:r>
-              <w:t>Aprobar RAT</w:t>
+              <w:rPr>
+                <w:sz w:val="20"/>
+              </w:rPr>
+              <w:t>Junio 2026</w:t>
             </w:r>
           </w:p>
         </w:tc>
         <w:tc>
           <w:tcPr>
-            <w:tcW w:type="dxa" w:w="2880"/>
+            <w:tcW w:type="dxa" w:w="1701"/>
           </w:tcPr>
           <w:p>
             <w:r>
-              <w:t>Admin Empresa</w:t>
+              <w:rPr>
+                <w:sz w:val="20"/>
+              </w:rPr>
+              <w:t>Equipo de Desarrollo — Custodio</w:t>
+            </w:r>
+          </w:p>
+        </w:tc>
+        <w:tc>
+          <w:tcPr>
+            <w:tcW w:type="dxa" w:w="2493"/>
+          </w:tcPr>
+          <w:p>
+            <w:r/>
+            <w:r>
+              <w:rPr>
+                <w:sz w:val="20"/>
+              </w:rPr>
+              <w:t>_Post-OCI: descarga con fallback chain (CU-048), Admin Asesor IA (CU-049/CU-050)._</w:t>
             </w:r>
           </w:p>
         </w:tc>
@@ -328,31 +626,54 @@
       <w:tr>
         <w:tc>
           <w:tcPr>
-            <w:tcW w:type="dxa" w:w="2880"/>
+            <w:tcW w:type="dxa" w:w="850"/>
           </w:tcPr>
           <w:p>
             <w:r>
-              <w:t>CU-05</w:t>
+              <w:rPr>
+                <w:sz w:val="20"/>
+              </w:rPr>
+              <w:t>1.5</w:t>
             </w:r>
           </w:p>
         </w:tc>
         <w:tc>
           <w:tcPr>
-            <w:tcW w:type="dxa" w:w="2880"/>
+            <w:tcW w:type="dxa" w:w="1417"/>
           </w:tcPr>
           <w:p>
             <w:r>
-              <w:t>Editar RAT</w:t>
+              <w:rPr>
+                <w:sz w:val="20"/>
+              </w:rPr>
+              <w:t>Junio 2026</w:t>
             </w:r>
           </w:p>
         </w:tc>
         <w:tc>
           <w:tcPr>
-            <w:tcW w:type="dxa" w:w="2880"/>
+            <w:tcW w:type="dxa" w:w="1701"/>
           </w:tcPr>
           <w:p>
             <w:r>
-              <w:t>Admin Empresa / Editor</w:t>
+              <w:rPr>
+                <w:sz w:val="20"/>
+              </w:rPr>
+              <w:t>Equipo de Desarrollo — Custodio</w:t>
+            </w:r>
+          </w:p>
+        </w:tc>
+        <w:tc>
+          <w:tcPr>
+            <w:tcW w:type="dxa" w:w="2493"/>
+          </w:tcPr>
+          <w:p>
+            <w:r/>
+            <w:r>
+              <w:rPr>
+                <w:sz w:val="20"/>
+              </w:rPr>
+              <w:t>_Seguridad: CSRF (CU-051), Encryption at Rest (CU-052), Service Layer (CU-053), Schemas Pydantic (CU-054)._</w:t>
             </w:r>
           </w:p>
         </w:tc>
@@ -360,31 +681,54 @@
       <w:tr>
         <w:tc>
           <w:tcPr>
-            <w:tcW w:type="dxa" w:w="2880"/>
+            <w:tcW w:type="dxa" w:w="850"/>
           </w:tcPr>
           <w:p>
             <w:r>
-              <w:t>CU-06</w:t>
+              <w:rPr>
+                <w:sz w:val="20"/>
+              </w:rPr>
+              <w:t>1.6</w:t>
             </w:r>
           </w:p>
         </w:tc>
         <w:tc>
           <w:tcPr>
-            <w:tcW w:type="dxa" w:w="2880"/>
+            <w:tcW w:type="dxa" w:w="1417"/>
           </w:tcPr>
           <w:p>
             <w:r>
-              <w:t>Eliminar RAT</w:t>
+              <w:rPr>
+                <w:sz w:val="20"/>
+              </w:rPr>
+              <w:t>Junio 2026</w:t>
             </w:r>
           </w:p>
         </w:tc>
         <w:tc>
           <w:tcPr>
-            <w:tcW w:type="dxa" w:w="2880"/>
+            <w:tcW w:type="dxa" w:w="1701"/>
           </w:tcPr>
           <w:p>
             <w:r>
-              <w:t>Admin Empresa / Editor</w:t>
+              <w:rPr>
+                <w:sz w:val="20"/>
+              </w:rPr>
+              <w:t>Equipo de Desarrollo — Custodio</w:t>
+            </w:r>
+          </w:p>
+        </w:tc>
+        <w:tc>
+          <w:tcPr>
+            <w:tcW w:type="dxa" w:w="2493"/>
+          </w:tcPr>
+          <w:p>
+            <w:r/>
+            <w:r>
+              <w:rPr>
+                <w:sz w:val="20"/>
+              </w:rPr>
+              <w:t>_UI/UX: RatDetailModal (CU-055), Drawer responsive (CU-056), Dashboard clickable (CU-057), Sort estable (CU-058)._</w:t>
             </w:r>
           </w:p>
         </w:tc>
@@ -392,31 +736,54 @@
       <w:tr>
         <w:tc>
           <w:tcPr>
-            <w:tcW w:type="dxa" w:w="2880"/>
+            <w:tcW w:type="dxa" w:w="850"/>
           </w:tcPr>
           <w:p>
             <w:r>
-              <w:t>CU-07</w:t>
+              <w:rPr>
+                <w:sz w:val="20"/>
+              </w:rPr>
+              <w:t>1.7</w:t>
             </w:r>
           </w:p>
         </w:tc>
         <w:tc>
           <w:tcPr>
-            <w:tcW w:type="dxa" w:w="2880"/>
+            <w:tcW w:type="dxa" w:w="1417"/>
           </w:tcPr>
           <w:p>
             <w:r>
-              <w:t>Listar RATs con filtros</w:t>
+              <w:rPr>
+                <w:sz w:val="20"/>
+              </w:rPr>
+              <w:t>Junio 2026</w:t>
             </w:r>
           </w:p>
         </w:tc>
         <w:tc>
           <w:tcPr>
-            <w:tcW w:type="dxa" w:w="2880"/>
+            <w:tcW w:type="dxa" w:w="1701"/>
           </w:tcPr>
           <w:p>
             <w:r>
-              <w:t>Cualquier rol con acceso</w:t>
+              <w:rPr>
+                <w:sz w:val="20"/>
+              </w:rPr>
+              <w:t>Equipo de Desarrollo — Custodio</w:t>
+            </w:r>
+          </w:p>
+        </w:tc>
+        <w:tc>
+          <w:tcPr>
+            <w:tcW w:type="dxa" w:w="2493"/>
+          </w:tcPr>
+          <w:p>
+            <w:r/>
+            <w:r>
+              <w:rPr>
+                <w:sz w:val="20"/>
+              </w:rPr>
+              <w:t>Sprint 1: FORMADMIN ARCO (CU-059 a CU-063). Sprint 2: SLA Alert + Export ARCO (CU-064 a CU-068).</w:t>
             </w:r>
           </w:p>
         </w:tc>
@@ -424,31 +791,54 @@
       <w:tr>
         <w:tc>
           <w:tcPr>
-            <w:tcW w:type="dxa" w:w="2880"/>
+            <w:tcW w:type="dxa" w:w="850"/>
           </w:tcPr>
           <w:p>
             <w:r>
-              <w:t>CU-08</w:t>
+              <w:rPr>
+                <w:sz w:val="20"/>
+              </w:rPr>
+              <w:t>1.8</w:t>
             </w:r>
           </w:p>
         </w:tc>
         <w:tc>
           <w:tcPr>
-            <w:tcW w:type="dxa" w:w="2880"/>
+            <w:tcW w:type="dxa" w:w="1417"/>
           </w:tcPr>
           <w:p>
             <w:r>
-              <w:t>Generar dashboard stats</w:t>
+              <w:rPr>
+                <w:sz w:val="20"/>
+              </w:rPr>
+              <w:t>Junio 2026</w:t>
             </w:r>
           </w:p>
         </w:tc>
         <w:tc>
           <w:tcPr>
-            <w:tcW w:type="dxa" w:w="2880"/>
+            <w:tcW w:type="dxa" w:w="1701"/>
           </w:tcPr>
           <w:p>
             <w:r>
-              <w:t>Admin Empresa / Superadmin</w:t>
+              <w:rPr>
+                <w:sz w:val="20"/>
+              </w:rPr>
+              <w:t>Equipo de Desarrollo — Custodio</w:t>
+            </w:r>
+          </w:p>
+        </w:tc>
+        <w:tc>
+          <w:tcPr>
+            <w:tcW w:type="dxa" w:w="2493"/>
+          </w:tcPr>
+          <w:p>
+            <w:r/>
+            <w:r>
+              <w:rPr>
+                <w:sz w:val="20"/>
+              </w:rPr>
+              <w:t>_Iter 11: 15 campos Tier 1+Tier 2 RAT (CU-069 a CU-071). Iter 12: 9 fixes CRITICOS+ALTOS (CU-072 a CU-077)._</w:t>
             </w:r>
           </w:p>
         </w:tc>
@@ -456,31 +846,109 @@
       <w:tr>
         <w:tc>
           <w:tcPr>
-            <w:tcW w:type="dxa" w:w="2880"/>
+            <w:tcW w:type="dxa" w:w="850"/>
           </w:tcPr>
           <w:p>
             <w:r>
-              <w:t>CU-09</w:t>
+              <w:rPr>
+                <w:sz w:val="20"/>
+              </w:rPr>
+              <w:t>1.9</w:t>
             </w:r>
           </w:p>
         </w:tc>
         <w:tc>
           <w:tcPr>
-            <w:tcW w:type="dxa" w:w="2880"/>
+            <w:tcW w:type="dxa" w:w="1417"/>
           </w:tcPr>
           <w:p>
             <w:r>
-              <w:t>Exportar CSV</w:t>
+              <w:rPr>
+                <w:sz w:val="20"/>
+              </w:rPr>
+              <w:t>Julio 2026</w:t>
             </w:r>
           </w:p>
         </w:tc>
         <w:tc>
           <w:tcPr>
-            <w:tcW w:type="dxa" w:w="2880"/>
+            <w:tcW w:type="dxa" w:w="1701"/>
           </w:tcPr>
           <w:p>
             <w:r>
-              <w:t>Admin Empresa / Superadmin</w:t>
+              <w:rPr>
+                <w:sz w:val="20"/>
+              </w:rPr>
+              <w:t>Equipo de Desarrollo — Custodio</w:t>
+            </w:r>
+          </w:p>
+        </w:tc>
+        <w:tc>
+          <w:tcPr>
+            <w:tcW w:type="dxa" w:w="2493"/>
+          </w:tcPr>
+          <w:p>
+            <w:r/>
+            <w:r>
+              <w:rPr>
+                <w:sz w:val="20"/>
+                <w:u w:val="single"/>
+              </w:rPr>
+              <w:t>_IDOR multi-tenant en 6 endpoints RAT (CU-078). base_legal_valida strict (CU-079). ConsentimientoAlert (CU-080). Homologación orden campos (CU-081). PDF títulos sección (CU-082)._</w:t>
+            </w:r>
+          </w:p>
+        </w:tc>
+      </w:tr>
+    </w:tbl>
+    <w:p/>
+    <w:p>
+      <w:pPr>
+        <w:pStyle w:val="Heading2"/>
+      </w:pPr>
+      <w:r>
+        <w:t>Estado del documento</w:t>
+      </w:r>
+    </w:p>
+    <w:tbl>
+      <w:tblPr>
+        <w:tblStyle w:val="TableGrid"/>
+        <w:tblW w:type="auto" w:w="0"/>
+        <w:jc w:val="center"/>
+        <w:tblLook w:firstColumn="1" w:firstRow="1" w:lastColumn="0" w:lastRow="0" w:noHBand="0" w:noVBand="1" w:val="04A0"/>
+      </w:tblPr>
+      <w:tblGrid>
+        <w:gridCol w:w="4986"/>
+        <w:gridCol w:w="4986"/>
+      </w:tblGrid>
+      <w:tr>
+        <w:tc>
+          <w:tcPr>
+            <w:tcW w:type="dxa" w:w="4986"/>
+            <w:shd w:val="clear" w:color="auto" w:fill="1F497D"/>
+          </w:tcPr>
+          <w:p>
+            <w:r/>
+            <w:r>
+              <w:rPr>
+                <w:b/>
+                <w:color w:val="FFFFFF"/>
+              </w:rPr>
+              <w:t>Campo</w:t>
+            </w:r>
+          </w:p>
+        </w:tc>
+        <w:tc>
+          <w:tcPr>
+            <w:tcW w:type="dxa" w:w="4986"/>
+            <w:shd w:val="clear" w:color="auto" w:fill="1F497D"/>
+          </w:tcPr>
+          <w:p>
+            <w:r>
+              <w:rPr>
+                <w:b/>
+                <w:color w:val="FFFFFF"/>
+              </w:rPr>
+              <w:t>Valor</w:t>
             </w:r>
           </w:p>
         </w:tc>
@@ -488,31 +956,27 @@
       <w:tr>
         <w:tc>
           <w:tcPr>
-            <w:tcW w:type="dxa" w:w="2880"/>
+            <w:tcW w:type="dxa" w:w="4986"/>
           </w:tcPr>
           <w:p>
             <w:r>
-              <w:t>CU-10</w:t>
+              <w:rPr>
+                <w:sz w:val="20"/>
+              </w:rPr>
+              <w:t>Nombre</w:t>
             </w:r>
           </w:p>
         </w:tc>
         <w:tc>
           <w:tcPr>
-            <w:tcW w:type="dxa" w:w="2880"/>
+            <w:tcW w:type="dxa" w:w="4986"/>
           </w:tcPr>
           <w:p>
             <w:r>
-              <w:t>Exportar PDF</w:t>
-            </w:r>
-          </w:p>
-        </w:tc>
-        <w:tc>
-          <w:tcPr>
-            <w:tcW w:type="dxa" w:w="2880"/>
-          </w:tcPr>
-          <w:p>
-            <w:r>
-              <w:t>Admin Empresa / Superadmin</w:t>
+              <w:rPr>
+                <w:sz w:val="20"/>
+              </w:rPr>
+              <w:t>Casos de Uso</w:t>
             </w:r>
           </w:p>
         </w:tc>
@@ -520,31 +984,27 @@
       <w:tr>
         <w:tc>
           <w:tcPr>
-            <w:tcW w:type="dxa" w:w="2880"/>
+            <w:tcW w:type="dxa" w:w="4986"/>
           </w:tcPr>
           <w:p>
             <w:r>
-              <w:t>CU-11</w:t>
+              <w:rPr>
+                <w:sz w:val="20"/>
+              </w:rPr>
+              <w:t>Producto</w:t>
             </w:r>
           </w:p>
         </w:tc>
         <w:tc>
           <w:tcPr>
-            <w:tcW w:type="dxa" w:w="2880"/>
+            <w:tcW w:type="dxa" w:w="4986"/>
           </w:tcPr>
           <w:p>
             <w:r>
-              <w:t>Exportar RAT individual PDF</w:t>
-            </w:r>
-          </w:p>
-        </w:tc>
-        <w:tc>
-          <w:tcPr>
-            <w:tcW w:type="dxa" w:w="2880"/>
-          </w:tcPr>
-          <w:p>
-            <w:r>
-              <w:t>Admin Empresa / Superadmin</w:t>
+              <w:rPr>
+                <w:sz w:val="20"/>
+              </w:rPr>
+              <w:t>Custodio RAT Manager</w:t>
             </w:r>
           </w:p>
         </w:tc>
@@ -552,447 +1012,27 @@
       <w:tr>
         <w:tc>
           <w:tcPr>
-            <w:tcW w:type="dxa" w:w="2880"/>
+            <w:tcW w:type="dxa" w:w="4986"/>
           </w:tcPr>
           <w:p>
             <w:r>
-              <w:t>CU-12</w:t>
+              <w:rPr>
+                <w:sz w:val="20"/>
+              </w:rPr>
+              <w:t>Marco regulatorio</w:t>
             </w:r>
           </w:p>
         </w:tc>
         <w:tc>
           <w:tcPr>
-            <w:tcW w:type="dxa" w:w="2880"/>
+            <w:tcW w:type="dxa" w:w="4986"/>
           </w:tcPr>
           <w:p>
             <w:r>
-              <w:t>Exportar formato CNI (APDC)</w:t>
-            </w:r>
-          </w:p>
-        </w:tc>
-        <w:tc>
-          <w:tcPr>
-            <w:tcW w:type="dxa" w:w="2880"/>
-          </w:tcPr>
-          <w:p>
-            <w:r>
-              <w:t>Admin Empresa / Superadmin</w:t>
-            </w:r>
-          </w:p>
-        </w:tc>
-      </w:tr>
-      <w:tr>
-        <w:tc>
-          <w:tcPr>
-            <w:tcW w:type="dxa" w:w="2880"/>
-          </w:tcPr>
-          <w:p>
-            <w:r>
-              <w:t>CU-13</w:t>
-            </w:r>
-          </w:p>
-        </w:tc>
-        <w:tc>
-          <w:tcPr>
-            <w:tcW w:type="dxa" w:w="2880"/>
-          </w:tcPr>
-          <w:p>
-            <w:r>
-              <w:t>Registrar consentimiento expreso</w:t>
-            </w:r>
-          </w:p>
-        </w:tc>
-        <w:tc>
-          <w:tcPr>
-            <w:tcW w:type="dxa" w:w="2880"/>
-          </w:tcPr>
-          <w:p>
-            <w:r>
-              <w:t>Admin Empresa / Editor</w:t>
-            </w:r>
-          </w:p>
-        </w:tc>
-      </w:tr>
-      <w:tr>
-        <w:tc>
-          <w:tcPr>
-            <w:tcW w:type="dxa" w:w="2880"/>
-          </w:tcPr>
-          <w:p>
-            <w:r>
-              <w:t>CU-14</w:t>
-            </w:r>
-          </w:p>
-        </w:tc>
-        <w:tc>
-          <w:tcPr>
-            <w:tcW w:type="dxa" w:w="2880"/>
-          </w:tcPr>
-          <w:p>
-            <w:r>
-              <w:t>Revocar consentimiento</w:t>
-            </w:r>
-          </w:p>
-        </w:tc>
-        <w:tc>
-          <w:tcPr>
-            <w:tcW w:type="dxa" w:w="2880"/>
-          </w:tcPr>
-          <w:p>
-            <w:r>
-              <w:t>Admin Empresa / Editor</w:t>
-            </w:r>
-          </w:p>
-        </w:tc>
-      </w:tr>
-      <w:tr>
-        <w:tc>
-          <w:tcPr>
-            <w:tcW w:type="dxa" w:w="2880"/>
-          </w:tcPr>
-          <w:p>
-            <w:r>
-              <w:t>CU-15</w:t>
-            </w:r>
-          </w:p>
-        </w:tc>
-        <w:tc>
-          <w:tcPr>
-            <w:tcW w:type="dxa" w:w="2880"/>
-          </w:tcPr>
-          <w:p>
-            <w:r>
-              <w:t>Paginacion de reportes &gt;100 RATs</w:t>
-            </w:r>
-          </w:p>
-        </w:tc>
-        <w:tc>
-          <w:tcPr>
-            <w:tcW w:type="dxa" w:w="2880"/>
-          </w:tcPr>
-          <w:p>
-            <w:r>
-              <w:t>Cualquier rol con acceso</w:t>
-            </w:r>
-          </w:p>
-        </w:tc>
-      </w:tr>
-      <w:tr>
-        <w:tc>
-          <w:tcPr>
-            <w:tcW w:type="dxa" w:w="2880"/>
-          </w:tcPr>
-          <w:p>
-            <w:r>
-              <w:t>CU-16</w:t>
-            </w:r>
-          </w:p>
-        </w:tc>
-        <w:tc>
-          <w:tcPr>
-            <w:tcW w:type="dxa" w:w="2880"/>
-          </w:tcPr>
-          <w:p>
-            <w:r>
-              <w:t>Auditoria del RAT</w:t>
-            </w:r>
-          </w:p>
-        </w:tc>
-        <w:tc>
-          <w:tcPr>
-            <w:tcW w:type="dxa" w:w="2880"/>
-          </w:tcPr>
-          <w:p>
-            <w:r>
-              <w:t>Cualquier rol con acceso</w:t>
-            </w:r>
-          </w:p>
-        </w:tc>
-      </w:tr>
-      <w:tr>
-        <w:tc>
-          <w:tcPr>
-            <w:tcW w:type="dxa" w:w="2880"/>
-          </w:tcPr>
-          <w:p>
-            <w:r>
-              <w:t>CU-17</w:t>
-            </w:r>
-          </w:p>
-        </w:tc>
-        <w:tc>
-          <w:tcPr>
-            <w:tcW w:type="dxa" w:w="2880"/>
-          </w:tcPr>
-          <w:p>
-            <w:r>
-              <w:t>Auditoria global empresa</w:t>
-            </w:r>
-          </w:p>
-        </w:tc>
-        <w:tc>
-          <w:tcPr>
-            <w:tcW w:type="dxa" w:w="2880"/>
-          </w:tcPr>
-          <w:p>
-            <w:r>
-              <w:t>Admin Empresa / Superadmin</w:t>
-            </w:r>
-          </w:p>
-        </w:tc>
-      </w:tr>
-      <w:tr>
-        <w:tc>
-          <w:tcPr>
-            <w:tcW w:type="dxa" w:w="2880"/>
-          </w:tcPr>
-          <w:p>
-            <w:r>
-              <w:t>CU-18</w:t>
-            </w:r>
-          </w:p>
-        </w:tc>
-        <w:tc>
-          <w:tcPr>
-            <w:tcW w:type="dxa" w:w="2880"/>
-          </w:tcPr>
-          <w:p>
-            <w:r>
-              <w:t>Verificar integridad cadena</w:t>
-            </w:r>
-          </w:p>
-        </w:tc>
-        <w:tc>
-          <w:tcPr>
-            <w:tcW w:type="dxa" w:w="2880"/>
-          </w:tcPr>
-          <w:p>
-            <w:r>
-              <w:t>Solo SUPERADMIN</w:t>
-            </w:r>
-          </w:p>
-        </w:tc>
-      </w:tr>
-      <w:tr>
-        <w:tc>
-          <w:tcPr>
-            <w:tcW w:type="dxa" w:w="2880"/>
-          </w:tcPr>
-          <w:p>
-            <w:r>
-              <w:t>CU-19</w:t>
-            </w:r>
-          </w:p>
-        </w:tc>
-        <w:tc>
-          <w:tcPr>
-            <w:tcW w:type="dxa" w:w="2880"/>
-          </w:tcPr>
-          <w:p>
-            <w:r>
-              <w:t>Descargar archivo base legal</w:t>
-            </w:r>
-          </w:p>
-        </w:tc>
-        <w:tc>
-          <w:tcPr>
-            <w:tcW w:type="dxa" w:w="2880"/>
-          </w:tcPr>
-          <w:p>
-            <w:r>
-              <w:t>Editor / Admin Empresa</w:t>
-            </w:r>
-          </w:p>
-        </w:tc>
-      </w:tr>
-      <w:tr>
-        <w:tc>
-          <w:tcPr>
-            <w:tcW w:type="dxa" w:w="2880"/>
-          </w:tcPr>
-          <w:p>
-            <w:r>
-              <w:t>CU-20</w:t>
-            </w:r>
-          </w:p>
-        </w:tc>
-        <w:tc>
-          <w:tcPr>
-            <w:tcW w:type="dxa" w:w="2880"/>
-          </w:tcPr>
-          <w:p>
-            <w:r>
-              <w:t>Sugerencias automaticas por rubro</w:t>
-            </w:r>
-          </w:p>
-        </w:tc>
-        <w:tc>
-          <w:tcPr>
-            <w:tcW w:type="dxa" w:w="2880"/>
-          </w:tcPr>
-          <w:p>
-            <w:r>
-              <w:t>Cualquier rol</w:t>
-            </w:r>
-          </w:p>
-        </w:tc>
-      </w:tr>
-      <w:tr>
-        <w:tc>
-          <w:tcPr>
-            <w:tcW w:type="dxa" w:w="2880"/>
-          </w:tcPr>
-          <w:p>
-            <w:r>
-              <w:t>CU-21</w:t>
-            </w:r>
-          </w:p>
-        </w:tc>
-        <w:tc>
-          <w:tcPr>
-            <w:tcW w:type="dxa" w:w="2880"/>
-          </w:tcPr>
-          <w:p>
-            <w:r>
-              <w:t>Registrar revision periodica</w:t>
-            </w:r>
-          </w:p>
-        </w:tc>
-        <w:tc>
-          <w:tcPr>
-            <w:tcW w:type="dxa" w:w="2880"/>
-          </w:tcPr>
-          <w:p>
-            <w:r>
-              <w:t>Editor / Admin Empresa</w:t>
-            </w:r>
-          </w:p>
-        </w:tc>
-      </w:tr>
-      <w:tr>
-        <w:tc>
-          <w:tcPr>
-            <w:tcW w:type="dxa" w:w="2880"/>
-          </w:tcPr>
-          <w:p>
-            <w:r>
-              <w:t>CU-22</w:t>
-            </w:r>
-          </w:p>
-        </w:tc>
-        <w:tc>
-          <w:tcPr>
-            <w:tcW w:type="dxa" w:w="2880"/>
-          </w:tcPr>
-          <w:p>
-            <w:r>
-              <w:t>Buscar RATs por texto</w:t>
-            </w:r>
-          </w:p>
-        </w:tc>
-        <w:tc>
-          <w:tcPr>
-            <w:tcW w:type="dxa" w:w="2880"/>
-          </w:tcPr>
-          <w:p>
-            <w:r>
-              <w:t>Cualquier rol con acceso</w:t>
-            </w:r>
-          </w:p>
-        </w:tc>
-      </w:tr>
-      <w:tr>
-        <w:tc>
-          <w:tcPr>
-            <w:tcW w:type="dxa" w:w="2880"/>
-          </w:tcPr>
-          <w:p>
-            <w:r>
-              <w:t>CU-23</w:t>
-            </w:r>
-          </w:p>
-        </w:tc>
-        <w:tc>
-          <w:tcPr>
-            <w:tcW w:type="dxa" w:w="2880"/>
-          </w:tcPr>
-          <w:p>
-            <w:r>
-              <w:t>Filtros combinados</w:t>
-            </w:r>
-          </w:p>
-        </w:tc>
-        <w:tc>
-          <w:tcPr>
-            <w:tcW w:type="dxa" w:w="2880"/>
-          </w:tcPr>
-          <w:p>
-            <w:r>
-              <w:t>Cualquier rol con acceso</w:t>
-            </w:r>
-          </w:p>
-        </w:tc>
-      </w:tr>
-      <w:tr>
-        <w:tc>
-          <w:tcPr>
-            <w:tcW w:type="dxa" w:w="2880"/>
-          </w:tcPr>
-          <w:p>
-            <w:r>
-              <w:t>CU-24</w:t>
-            </w:r>
-          </w:p>
-        </w:tc>
-        <w:tc>
-          <w:tcPr>
-            <w:tcW w:type="dxa" w:w="2880"/>
-          </w:tcPr>
-          <w:p>
-            <w:r>
-              <w:t>Duplicar RAT</w:t>
-            </w:r>
-          </w:p>
-        </w:tc>
-        <w:tc>
-          <w:tcPr>
-            <w:tcW w:type="dxa" w:w="2880"/>
-          </w:tcPr>
-          <w:p>
-            <w:r>
-              <w:t>Editor / Admin Empresa</w:t>
-            </w:r>
-          </w:p>
-        </w:tc>
-      </w:tr>
-      <w:tr>
-        <w:tc>
-          <w:tcPr>
-            <w:tcW w:type="dxa" w:w="2880"/>
-          </w:tcPr>
-          <w:p>
-            <w:r>
-              <w:t>CU-25</w:t>
-            </w:r>
-          </w:p>
-        </w:tc>
-        <w:tc>
-          <w:tcPr>
-            <w:tcW w:type="dxa" w:w="2880"/>
-          </w:tcPr>
-          <w:p>
-            <w:r>
-              <w:t>Bloquear RAT temporalmente</w:t>
-            </w:r>
-          </w:p>
-        </w:tc>
-        <w:tc>
-          <w:tcPr>
-            <w:tcW w:type="dxa" w:w="2880"/>
-          </w:tcPr>
-          <w:p>
-            <w:r>
-              <w:t>Sistema (Art. 8 ter)</w:t>
+              <w:rPr>
+                <w:sz w:val="20"/>
+              </w:rPr>
+              <w:t>Ley N.° 21.719 de Protección de Datos Personales (Chile)</w:t>
             </w:r>
           </w:p>
         </w:tc>
@@ -1008,1403 +1048,1587 @@
         <w:pStyle w:val="Heading1"/>
       </w:pPr>
       <w:r>
-        <w:t>Detalle de casos de uso</w:t>
+        <w:t>Tabla de contenido</w:t>
       </w:r>
     </w:p>
     <w:p>
-      <w:pPr>
-        <w:pStyle w:val="Heading2"/>
-      </w:pPr>
       <w:r>
-        <w:t>CU-01: Crear RAT basico</w:t>
+        <w:fldChar w:fldCharType="begin"/>
+        <w:instrText xml:space="preserve">TOC \o "1-3" \h \z \u</w:instrText>
+        <w:fldChar w:fldCharType="separate"/>
+        <w:fldChar w:fldCharType="end"/>
       </w:r>
     </w:p>
     <w:p>
       <w:r>
         <w:rPr>
-          <w:b/>
+          <w:i/>
+          <w:color w:val="808080"/>
+          <w:sz w:val="18"/>
         </w:rPr>
-        <w:t xml:space="preserve">Actor: </w:t>
+        <w:t>Sugerencia: en Microsoft Word, presione F9 sobre la tabla para actualizar el contenido y los números de página.</w:t>
       </w:r>
+    </w:p>
+    <w:p>
       <w:r>
-        <w:t>Admin Empresa / Editor</w:t>
+        <w:br w:type="page"/>
+      </w:r>
+    </w:p>
+    <w:p>
+      <w:pPr>
+        <w:pStyle w:val="Heading1"/>
+      </w:pPr>
+      <w:r>
+        <w:t>1. Introducción</w:t>
       </w:r>
     </w:p>
     <w:p>
       <w:r>
         <w:rPr>
-          <w:b/>
+          <w:sz w:val="22"/>
         </w:rPr>
-        <w:t xml:space="preserve">Precondicion: </w:t>
+        <w:t>Este Documento especifica los casos de uso de Custodio RAT Manager en formato formal. Cada CU incluye: identificador (CU-###), nombre, actores, precondiciones, flujo principal, flujos alternativos y resultado esperado.</w:t>
       </w:r>
+    </w:p>
+    <w:p>
+      <w:pPr>
+        <w:pStyle w:val="Heading1"/>
+      </w:pPr>
       <w:r>
-        <w:t>Empresa existe, usuario autenticado con rol editor.</w:t>
+        <w:t>2. Listado de casos de uso nuevos (v1.10)</w:t>
+      </w:r>
+    </w:p>
+    <w:tbl>
+      <w:tblPr>
+        <w:tblStyle w:val="TableGrid"/>
+        <w:tblW w:type="auto" w:w="0"/>
+        <w:jc w:val="left"/>
+        <w:tblLook w:firstColumn="1" w:firstRow="1" w:lastColumn="0" w:lastRow="0" w:noHBand="0" w:noVBand="1" w:val="04A0"/>
+      </w:tblPr>
+      <w:tblGrid>
+        <w:gridCol w:w="1994"/>
+        <w:gridCol w:w="1994"/>
+        <w:gridCol w:w="1994"/>
+        <w:gridCol w:w="1994"/>
+        <w:gridCol w:w="1994"/>
+      </w:tblGrid>
+      <w:tr>
+        <w:tc>
+          <w:tcPr>
+            <w:tcW w:type="dxa" w:w="850"/>
+            <w:shd w:val="clear" w:color="auto" w:fill="D9E2F3"/>
+            <w:vAlign w:val="center"/>
+          </w:tcPr>
+          <w:p>
+            <w:r/>
+            <w:r>
+              <w:rPr>
+                <w:b/>
+                <w:color w:val="1F497D"/>
+                <w:sz w:val="20"/>
+              </w:rPr>
+              <w:t>ID</w:t>
+            </w:r>
+          </w:p>
+        </w:tc>
+        <w:tc>
+          <w:tcPr>
+            <w:tcW w:type="dxa" w:w="2551"/>
+            <w:shd w:val="clear" w:color="auto" w:fill="D9E2F3"/>
+            <w:vAlign w:val="center"/>
+          </w:tcPr>
+          <w:p>
+            <w:r/>
+            <w:r>
+              <w:rPr>
+                <w:b/>
+                <w:color w:val="1F497D"/>
+                <w:sz w:val="20"/>
+              </w:rPr>
+              <w:t>Nombre</w:t>
+            </w:r>
+          </w:p>
+        </w:tc>
+        <w:tc>
+          <w:tcPr>
+            <w:tcW w:type="dxa" w:w="1134"/>
+            <w:shd w:val="clear" w:color="auto" w:fill="D9E2F3"/>
+            <w:vAlign w:val="center"/>
+          </w:tcPr>
+          <w:p>
+            <w:r/>
+            <w:r>
+              <w:rPr>
+                <w:b/>
+                <w:color w:val="1F497D"/>
+                <w:sz w:val="20"/>
+              </w:rPr>
+              <w:t>Actores</w:t>
+            </w:r>
+          </w:p>
+        </w:tc>
+        <w:tc>
+          <w:tcPr>
+            <w:tcW w:type="dxa" w:w="1417"/>
+            <w:shd w:val="clear" w:color="auto" w:fill="D9E2F3"/>
+            <w:vAlign w:val="center"/>
+          </w:tcPr>
+          <w:p>
+            <w:r/>
+            <w:r>
+              <w:rPr>
+                <w:b/>
+                <w:color w:val="1F497D"/>
+                <w:sz w:val="20"/>
+              </w:rPr>
+              <w:t>Trazabilidad</w:t>
+            </w:r>
+          </w:p>
+        </w:tc>
+        <w:tc>
+          <w:tcPr>
+            <w:tcW w:type="dxa" w:w="2551"/>
+            <w:shd w:val="clear" w:color="auto" w:fill="D9E2F3"/>
+            <w:vAlign w:val="center"/>
+          </w:tcPr>
+          <w:p>
+            <w:r/>
+            <w:r>
+              <w:rPr>
+                <w:b/>
+                <w:color w:val="1F497D"/>
+                <w:sz w:val="20"/>
+              </w:rPr>
+              <w:t>Endpoint/Flujo</w:t>
+            </w:r>
+          </w:p>
+        </w:tc>
+      </w:tr>
+      <w:tr>
+        <w:tc>
+          <w:tcPr>
+            <w:tcW w:type="dxa" w:w="850"/>
+            <w:vAlign w:val="top"/>
+          </w:tcPr>
+          <w:p>
+            <w:r/>
+            <w:r>
+              <w:rPr>
+                <w:b/>
+                <w:sz w:val="20"/>
+              </w:rPr>
+              <w:t>CU-069</w:t>
+            </w:r>
+          </w:p>
+        </w:tc>
+        <w:tc>
+          <w:tcPr>
+            <w:tcW w:type="dxa" w:w="2551"/>
+            <w:vAlign w:val="top"/>
+          </w:tcPr>
+          <w:p>
+            <w:r/>
+            <w:r>
+              <w:rPr>
+                <w:sz w:val="20"/>
+              </w:rPr>
+              <w:t>Registrar 15 campos Tier 1+Tier 2 en RAT</w:t>
+            </w:r>
+          </w:p>
+        </w:tc>
+        <w:tc>
+          <w:tcPr>
+            <w:tcW w:type="dxa" w:w="1134"/>
+            <w:vAlign w:val="top"/>
+          </w:tcPr>
+          <w:p>
+            <w:r/>
+            <w:r>
+              <w:rPr>
+                <w:sz w:val="20"/>
+              </w:rPr>
+              <w:t>AC-02/03</w:t>
+            </w:r>
+          </w:p>
+        </w:tc>
+        <w:tc>
+          <w:tcPr>
+            <w:tcW w:type="dxa" w:w="1417"/>
+            <w:vAlign w:val="top"/>
+          </w:tcPr>
+          <w:p>
+            <w:r/>
+            <w:r>
+              <w:rPr>
+                <w:sz w:val="20"/>
+              </w:rPr>
+              <w:t>RF-141 a RF-155</w:t>
+            </w:r>
+          </w:p>
+        </w:tc>
+        <w:tc>
+          <w:tcPr>
+            <w:tcW w:type="dxa" w:w="2551"/>
+            <w:vAlign w:val="top"/>
+          </w:tcPr>
+          <w:p>
+            <w:r/>
+            <w:r>
+              <w:rPr>
+                <w:sz w:val="20"/>
+              </w:rPr>
+              <w:t>PUT /rats/{id}</w:t>
+            </w:r>
+          </w:p>
+        </w:tc>
+      </w:tr>
+      <w:tr>
+        <w:tc>
+          <w:tcPr>
+            <w:tcW w:type="dxa" w:w="850"/>
+            <w:vAlign w:val="top"/>
+          </w:tcPr>
+          <w:p>
+            <w:r/>
+            <w:r>
+              <w:rPr>
+                <w:b/>
+                <w:sz w:val="20"/>
+              </w:rPr>
+              <w:t>CU-070</w:t>
+            </w:r>
+          </w:p>
+        </w:tc>
+        <w:tc>
+          <w:tcPr>
+            <w:tcW w:type="dxa" w:w="2551"/>
+            <w:vAlign w:val="top"/>
+          </w:tcPr>
+          <w:p>
+            <w:r/>
+            <w:r>
+              <w:rPr>
+                <w:sz w:val="20"/>
+              </w:rPr>
+              <w:t>BYTEA limitado a 10MB en archivo_base_legal y tkt_adjunto</w:t>
+            </w:r>
+          </w:p>
+        </w:tc>
+        <w:tc>
+          <w:tcPr>
+            <w:tcW w:type="dxa" w:w="1134"/>
+            <w:vAlign w:val="top"/>
+          </w:tcPr>
+          <w:p>
+            <w:r/>
+            <w:r>
+              <w:rPr>
+                <w:sz w:val="20"/>
+              </w:rPr>
+              <w:t>Sistema</w:t>
+            </w:r>
+          </w:p>
+        </w:tc>
+        <w:tc>
+          <w:tcPr>
+            <w:tcW w:type="dxa" w:w="1417"/>
+            <w:vAlign w:val="top"/>
+          </w:tcPr>
+          <w:p>
+            <w:r/>
+            <w:r>
+              <w:rPr>
+                <w:sz w:val="20"/>
+              </w:rPr>
+              <w:t>RF-156</w:t>
+            </w:r>
+          </w:p>
+        </w:tc>
+        <w:tc>
+          <w:tcPr>
+            <w:tcW w:type="dxa" w:w="2551"/>
+            <w:vAlign w:val="top"/>
+          </w:tcPr>
+          <w:p>
+            <w:r/>
+            <w:r>
+              <w:rPr>
+                <w:sz w:val="20"/>
+              </w:rPr>
+              <w:t>CHECK constraint PostgreSQL</w:t>
+            </w:r>
+          </w:p>
+        </w:tc>
+      </w:tr>
+      <w:tr>
+        <w:tc>
+          <w:tcPr>
+            <w:tcW w:type="dxa" w:w="850"/>
+            <w:vAlign w:val="top"/>
+          </w:tcPr>
+          <w:p>
+            <w:r/>
+            <w:r>
+              <w:rPr>
+                <w:b/>
+                <w:sz w:val="20"/>
+              </w:rPr>
+              <w:t>CU-071</w:t>
+            </w:r>
+          </w:p>
+        </w:tc>
+        <w:tc>
+          <w:tcPr>
+            <w:tcW w:type="dxa" w:w="2551"/>
+            <w:vAlign w:val="top"/>
+          </w:tcPr>
+          <w:p>
+            <w:r/>
+            <w:r>
+              <w:rPr>
+                <w:sz w:val="20"/>
+              </w:rPr>
+              <w:t>Test IL validado con mínimo 50 caracteres</w:t>
+            </w:r>
+          </w:p>
+        </w:tc>
+        <w:tc>
+          <w:tcPr>
+            <w:tcW w:type="dxa" w:w="1134"/>
+            <w:vAlign w:val="top"/>
+          </w:tcPr>
+          <w:p>
+            <w:r/>
+            <w:r>
+              <w:rPr>
+                <w:sz w:val="20"/>
+              </w:rPr>
+              <w:t>AC-02/03</w:t>
+            </w:r>
+          </w:p>
+        </w:tc>
+        <w:tc>
+          <w:tcPr>
+            <w:tcW w:type="dxa" w:w="1417"/>
+            <w:vAlign w:val="top"/>
+          </w:tcPr>
+          <w:p>
+            <w:r/>
+            <w:r>
+              <w:rPr>
+                <w:sz w:val="20"/>
+              </w:rPr>
+              <w:t>RF-157</w:t>
+            </w:r>
+          </w:p>
+        </w:tc>
+        <w:tc>
+          <w:tcPr>
+            <w:tcW w:type="dxa" w:w="2551"/>
+            <w:vAlign w:val="top"/>
+          </w:tcPr>
+          <w:p>
+            <w:r/>
+            <w:r>
+              <w:rPr>
+                <w:sz w:val="20"/>
+              </w:rPr>
+              <w:t>PUT /rats/{id} — validación Pydantic + frontend</w:t>
+            </w:r>
+          </w:p>
+        </w:tc>
+      </w:tr>
+      <w:tr>
+        <w:tc>
+          <w:tcPr>
+            <w:tcW w:type="dxa" w:w="850"/>
+            <w:vAlign w:val="top"/>
+          </w:tcPr>
+          <w:p>
+            <w:r/>
+            <w:r>
+              <w:rPr>
+                <w:b/>
+                <w:sz w:val="20"/>
+              </w:rPr>
+              <w:t>CU-072</w:t>
+            </w:r>
+          </w:p>
+        </w:tc>
+        <w:tc>
+          <w:tcPr>
+            <w:tcW w:type="dxa" w:w="2551"/>
+            <w:vAlign w:val="top"/>
+          </w:tcPr>
+          <w:p>
+            <w:r/>
+            <w:r>
+              <w:rPr>
+                <w:sz w:val="20"/>
+              </w:rPr>
+              <w:t>Hash SHA-256 automático de evidencia ARCO al resolver TKT</w:t>
+            </w:r>
+          </w:p>
+        </w:tc>
+        <w:tc>
+          <w:tcPr>
+            <w:tcW w:type="dxa" w:w="1134"/>
+            <w:vAlign w:val="top"/>
+          </w:tcPr>
+          <w:p>
+            <w:r/>
+            <w:r>
+              <w:rPr>
+                <w:sz w:val="20"/>
+              </w:rPr>
+              <w:t>Sistema</w:t>
+            </w:r>
+          </w:p>
+        </w:tc>
+        <w:tc>
+          <w:tcPr>
+            <w:tcW w:type="dxa" w:w="1417"/>
+            <w:vAlign w:val="top"/>
+          </w:tcPr>
+          <w:p>
+            <w:r/>
+            <w:r>
+              <w:rPr>
+                <w:sz w:val="20"/>
+              </w:rPr>
+              <w:t>RF-158</w:t>
+            </w:r>
+          </w:p>
+        </w:tc>
+        <w:tc>
+          <w:tcPr>
+            <w:tcW w:type="dxa" w:w="2551"/>
+            <w:vAlign w:val="top"/>
+          </w:tcPr>
+          <w:p>
+            <w:r/>
+            <w:r>
+              <w:rPr>
+                <w:sz w:val="20"/>
+              </w:rPr>
+              <w:t>PATCH /tkt-solicitud-derecho/{id}</w:t>
+            </w:r>
+          </w:p>
+        </w:tc>
+      </w:tr>
+      <w:tr>
+        <w:tc>
+          <w:tcPr>
+            <w:tcW w:type="dxa" w:w="850"/>
+            <w:vAlign w:val="top"/>
+          </w:tcPr>
+          <w:p>
+            <w:r/>
+            <w:r>
+              <w:rPr>
+                <w:b/>
+                <w:sz w:val="20"/>
+              </w:rPr>
+              <w:t>CU-073</w:t>
+            </w:r>
+          </w:p>
+        </w:tc>
+        <w:tc>
+          <w:tcPr>
+            <w:tcW w:type="dxa" w:w="2551"/>
+            <w:vAlign w:val="top"/>
+          </w:tcPr>
+          <w:p>
+            <w:r/>
+            <w:r>
+              <w:rPr>
+                <w:sz w:val="20"/>
+              </w:rPr>
+              <w:t>causal_rechazo con enum cerrado (7 causales Art. 29 RL)</w:t>
+            </w:r>
+          </w:p>
+        </w:tc>
+        <w:tc>
+          <w:tcPr>
+            <w:tcW w:type="dxa" w:w="1134"/>
+            <w:vAlign w:val="top"/>
+          </w:tcPr>
+          <w:p>
+            <w:r/>
+            <w:r>
+              <w:rPr>
+                <w:sz w:val="20"/>
+              </w:rPr>
+              <w:t>AC-01/02</w:t>
+            </w:r>
+          </w:p>
+        </w:tc>
+        <w:tc>
+          <w:tcPr>
+            <w:tcW w:type="dxa" w:w="1417"/>
+            <w:vAlign w:val="top"/>
+          </w:tcPr>
+          <w:p>
+            <w:r/>
+            <w:r>
+              <w:rPr>
+                <w:sz w:val="20"/>
+              </w:rPr>
+              <w:t>RF-159</w:t>
+            </w:r>
+          </w:p>
+        </w:tc>
+        <w:tc>
+          <w:tcPr>
+            <w:tcW w:type="dxa" w:w="2551"/>
+            <w:vAlign w:val="top"/>
+          </w:tcPr>
+          <w:p>
+            <w:r/>
+            <w:r>
+              <w:rPr>
+                <w:sz w:val="20"/>
+              </w:rPr>
+              <w:t>PATCH /tkt-solicitud-derecho/{id} — dropdown</w:t>
+            </w:r>
+          </w:p>
+        </w:tc>
+      </w:tr>
+      <w:tr>
+        <w:tc>
+          <w:tcPr>
+            <w:tcW w:type="dxa" w:w="850"/>
+            <w:vAlign w:val="top"/>
+          </w:tcPr>
+          <w:p>
+            <w:r/>
+            <w:r>
+              <w:rPr>
+                <w:b/>
+                <w:sz w:val="20"/>
+              </w:rPr>
+              <w:t>CU-074</w:t>
+            </w:r>
+          </w:p>
+        </w:tc>
+        <w:tc>
+          <w:tcPr>
+            <w:tcW w:type="dxa" w:w="2551"/>
+            <w:vAlign w:val="top"/>
+          </w:tcPr>
+          <w:p>
+            <w:r/>
+            <w:r>
+              <w:rPr>
+                <w:sz w:val="20"/>
+              </w:rPr>
+              <w:t>Toggle ARCO con touch target 44x44px (mobile)</w:t>
+            </w:r>
+          </w:p>
+        </w:tc>
+        <w:tc>
+          <w:tcPr>
+            <w:tcW w:type="dxa" w:w="1134"/>
+            <w:vAlign w:val="top"/>
+          </w:tcPr>
+          <w:p>
+            <w:r/>
+            <w:r>
+              <w:rPr>
+                <w:sz w:val="20"/>
+              </w:rPr>
+              <w:t>AC-05</w:t>
+            </w:r>
+          </w:p>
+        </w:tc>
+        <w:tc>
+          <w:tcPr>
+            <w:tcW w:type="dxa" w:w="1417"/>
+            <w:vAlign w:val="top"/>
+          </w:tcPr>
+          <w:p>
+            <w:r/>
+            <w:r>
+              <w:rPr>
+                <w:sz w:val="20"/>
+              </w:rPr>
+              <w:t>RF-160</w:t>
+            </w:r>
+          </w:p>
+        </w:tc>
+        <w:tc>
+          <w:tcPr>
+            <w:tcW w:type="dxa" w:w="2551"/>
+            <w:vAlign w:val="top"/>
+          </w:tcPr>
+          <w:p>
+            <w:r/>
+            <w:r>
+              <w:rPr>
+                <w:sz w:val="20"/>
+              </w:rPr>
+              <w:t>UI: solicitud_derecho/page.tsx</w:t>
+            </w:r>
+          </w:p>
+        </w:tc>
+      </w:tr>
+      <w:tr>
+        <w:tc>
+          <w:tcPr>
+            <w:tcW w:type="dxa" w:w="850"/>
+            <w:vAlign w:val="top"/>
+          </w:tcPr>
+          <w:p>
+            <w:r/>
+            <w:r>
+              <w:rPr>
+                <w:b/>
+                <w:sz w:val="20"/>
+              </w:rPr>
+              <w:t>CU-075</w:t>
+            </w:r>
+          </w:p>
+        </w:tc>
+        <w:tc>
+          <w:tcPr>
+            <w:tcW w:type="dxa" w:w="2551"/>
+            <w:vAlign w:val="top"/>
+          </w:tcPr>
+          <w:p>
+            <w:r/>
+            <w:r>
+              <w:rPr>
+                <w:sz w:val="20"/>
+              </w:rPr>
+              <w:t>Notificación APDC automatizada al crear brecha</w:t>
+            </w:r>
+          </w:p>
+        </w:tc>
+        <w:tc>
+          <w:tcPr>
+            <w:tcW w:type="dxa" w:w="1134"/>
+            <w:vAlign w:val="top"/>
+          </w:tcPr>
+          <w:p>
+            <w:r/>
+            <w:r>
+              <w:rPr>
+                <w:sz w:val="20"/>
+              </w:rPr>
+              <w:t>Sistema</w:t>
+            </w:r>
+          </w:p>
+        </w:tc>
+        <w:tc>
+          <w:tcPr>
+            <w:tcW w:type="dxa" w:w="1417"/>
+            <w:vAlign w:val="top"/>
+          </w:tcPr>
+          <w:p>
+            <w:r/>
+            <w:r>
+              <w:rPr>
+                <w:sz w:val="20"/>
+              </w:rPr>
+              <w:t>RF-161</w:t>
+            </w:r>
+          </w:p>
+        </w:tc>
+        <w:tc>
+          <w:tcPr>
+            <w:tcW w:type="dxa" w:w="2551"/>
+            <w:vAlign w:val="top"/>
+          </w:tcPr>
+          <w:p>
+            <w:r/>
+            <w:r>
+              <w:rPr>
+                <w:sz w:val="20"/>
+              </w:rPr>
+              <w:t>actualizar_brecha() — email_service</w:t>
+            </w:r>
+          </w:p>
+        </w:tc>
+      </w:tr>
+      <w:tr>
+        <w:tc>
+          <w:tcPr>
+            <w:tcW w:type="dxa" w:w="850"/>
+            <w:vAlign w:val="top"/>
+          </w:tcPr>
+          <w:p>
+            <w:r/>
+            <w:r>
+              <w:rPr>
+                <w:b/>
+                <w:sz w:val="20"/>
+              </w:rPr>
+              <w:t>CU-076</w:t>
+            </w:r>
+          </w:p>
+        </w:tc>
+        <w:tc>
+          <w:tcPr>
+            <w:tcW w:type="dxa" w:w="2551"/>
+            <w:vAlign w:val="top"/>
+          </w:tcPr>
+          <w:p>
+            <w:r/>
+            <w:r>
+              <w:rPr>
+                <w:sz w:val="20"/>
+              </w:rPr>
+              <w:t>Notificación a titulares automatizada al cerrar brecha</w:t>
+            </w:r>
+          </w:p>
+        </w:tc>
+        <w:tc>
+          <w:tcPr>
+            <w:tcW w:type="dxa" w:w="1134"/>
+            <w:vAlign w:val="top"/>
+          </w:tcPr>
+          <w:p>
+            <w:r/>
+            <w:r>
+              <w:rPr>
+                <w:sz w:val="20"/>
+              </w:rPr>
+              <w:t>Sistema</w:t>
+            </w:r>
+          </w:p>
+        </w:tc>
+        <w:tc>
+          <w:tcPr>
+            <w:tcW w:type="dxa" w:w="1417"/>
+            <w:vAlign w:val="top"/>
+          </w:tcPr>
+          <w:p>
+            <w:r/>
+            <w:r>
+              <w:rPr>
+                <w:sz w:val="20"/>
+              </w:rPr>
+              <w:t>RF-162</w:t>
+            </w:r>
+          </w:p>
+        </w:tc>
+        <w:tc>
+          <w:tcPr>
+            <w:tcW w:type="dxa" w:w="2551"/>
+            <w:vAlign w:val="top"/>
+          </w:tcPr>
+          <w:p>
+            <w:r/>
+            <w:r>
+              <w:rPr>
+                <w:sz w:val="20"/>
+              </w:rPr>
+              <w:t>actualizar_brecha() — logging</w:t>
+            </w:r>
+          </w:p>
+        </w:tc>
+      </w:tr>
+      <w:tr>
+        <w:tc>
+          <w:tcPr>
+            <w:tcW w:type="dxa" w:w="850"/>
+            <w:vAlign w:val="top"/>
+          </w:tcPr>
+          <w:p>
+            <w:r/>
+            <w:r>
+              <w:rPr>
+                <w:b/>
+                <w:sz w:val="20"/>
+              </w:rPr>
+              <w:t>CU-077</w:t>
+            </w:r>
+          </w:p>
+        </w:tc>
+        <w:tc>
+          <w:tcPr>
+            <w:tcW w:type="dxa" w:w="2551"/>
+            <w:vAlign w:val="top"/>
+          </w:tcPr>
+          <w:p>
+            <w:r/>
+            <w:r>
+              <w:rPr>
+                <w:sz w:val="20"/>
+              </w:rPr>
+              <w:t>TKT no puede resolverse sin evidencia ni hash</w:t>
+            </w:r>
+          </w:p>
+        </w:tc>
+        <w:tc>
+          <w:tcPr>
+            <w:tcW w:type="dxa" w:w="1134"/>
+            <w:vAlign w:val="top"/>
+          </w:tcPr>
+          <w:p>
+            <w:r/>
+            <w:r>
+              <w:rPr>
+                <w:sz w:val="20"/>
+              </w:rPr>
+              <w:t>AC-01/02</w:t>
+            </w:r>
+          </w:p>
+        </w:tc>
+        <w:tc>
+          <w:tcPr>
+            <w:tcW w:type="dxa" w:w="1417"/>
+            <w:vAlign w:val="top"/>
+          </w:tcPr>
+          <w:p>
+            <w:r/>
+            <w:r>
+              <w:rPr>
+                <w:sz w:val="20"/>
+              </w:rPr>
+              <w:t>RF-158</w:t>
+            </w:r>
+          </w:p>
+        </w:tc>
+        <w:tc>
+          <w:tcPr>
+            <w:tcW w:type="dxa" w:w="2551"/>
+            <w:vAlign w:val="top"/>
+          </w:tcPr>
+          <w:p>
+            <w:r/>
+            <w:r>
+              <w:rPr>
+                <w:sz w:val="20"/>
+              </w:rPr>
+              <w:t>PATCH /tkt-solicitud-derecho/{id} — HTTP 400</w:t>
+            </w:r>
+          </w:p>
+        </w:tc>
+      </w:tr>
+      <w:tr>
+        <w:tc>
+          <w:tcPr>
+            <w:tcW w:type="dxa" w:w="850"/>
+            <w:vAlign w:val="top"/>
+          </w:tcPr>
+          <w:p>
+            <w:r/>
+            <w:r>
+              <w:rPr>
+                <w:b/>
+                <w:sz w:val="20"/>
+              </w:rPr>
+              <w:t>CU-078</w:t>
+            </w:r>
+          </w:p>
+        </w:tc>
+        <w:tc>
+          <w:tcPr>
+            <w:tcW w:type="dxa" w:w="2551"/>
+            <w:vAlign w:val="top"/>
+          </w:tcPr>
+          <w:p>
+            <w:r/>
+            <w:r>
+              <w:rPr>
+                <w:sz w:val="20"/>
+              </w:rPr>
+              <w:t>IDOR multi-tenant: empresa no puede acceder a RAT de otra</w:t>
+            </w:r>
+          </w:p>
+        </w:tc>
+        <w:tc>
+          <w:tcPr>
+            <w:tcW w:type="dxa" w:w="1134"/>
+            <w:vAlign w:val="top"/>
+          </w:tcPr>
+          <w:p>
+            <w:r/>
+            <w:r>
+              <w:rPr>
+                <w:sz w:val="20"/>
+              </w:rPr>
+              <w:t>AC-02/03</w:t>
+            </w:r>
+          </w:p>
+        </w:tc>
+        <w:tc>
+          <w:tcPr>
+            <w:tcW w:type="dxa" w:w="1417"/>
+            <w:vAlign w:val="top"/>
+          </w:tcPr>
+          <w:p>
+            <w:r/>
+            <w:r>
+              <w:rPr>
+                <w:sz w:val="20"/>
+              </w:rPr>
+              <w:t>RF-163</w:t>
+            </w:r>
+          </w:p>
+        </w:tc>
+        <w:tc>
+          <w:tcPr>
+            <w:tcW w:type="dxa" w:w="2551"/>
+            <w:vAlign w:val="top"/>
+          </w:tcPr>
+          <w:p>
+            <w:r/>
+            <w:r>
+              <w:rPr>
+                <w:sz w:val="20"/>
+              </w:rPr>
+              <w:t>get_rat_for_user() — retorna 404 en 6 endpoints</w:t>
+            </w:r>
+          </w:p>
+        </w:tc>
+      </w:tr>
+      <w:tr>
+        <w:tc>
+          <w:tcPr>
+            <w:tcW w:type="dxa" w:w="850"/>
+            <w:vAlign w:val="top"/>
+          </w:tcPr>
+          <w:p>
+            <w:r/>
+            <w:r>
+              <w:rPr>
+                <w:b/>
+                <w:sz w:val="20"/>
+              </w:rPr>
+              <w:t>CU-079</w:t>
+            </w:r>
+          </w:p>
+        </w:tc>
+        <w:tc>
+          <w:tcPr>
+            <w:tcW w:type="dxa" w:w="2551"/>
+            <w:vAlign w:val="top"/>
+          </w:tcPr>
+          <w:p>
+            <w:r/>
+            <w:r>
+              <w:rPr>
+                <w:sz w:val="20"/>
+              </w:rPr>
+              <w:t>base_legal_valida strict contra enum taxativo</w:t>
+            </w:r>
+          </w:p>
+        </w:tc>
+        <w:tc>
+          <w:tcPr>
+            <w:tcW w:type="dxa" w:w="1134"/>
+            <w:vAlign w:val="top"/>
+          </w:tcPr>
+          <w:p>
+            <w:r/>
+            <w:r>
+              <w:rPr>
+                <w:sz w:val="20"/>
+              </w:rPr>
+              <w:t>Sistema</w:t>
+            </w:r>
+          </w:p>
+        </w:tc>
+        <w:tc>
+          <w:tcPr>
+            <w:tcW w:type="dxa" w:w="1417"/>
+            <w:vAlign w:val="top"/>
+          </w:tcPr>
+          <w:p>
+            <w:r/>
+            <w:r>
+              <w:rPr>
+                <w:sz w:val="20"/>
+              </w:rPr>
+              <w:t>RF-164</w:t>
+            </w:r>
+          </w:p>
+        </w:tc>
+        <w:tc>
+          <w:tcPr>
+            <w:tcW w:type="dxa" w:w="2551"/>
+            <w:vAlign w:val="top"/>
+          </w:tcPr>
+          <w:p>
+            <w:r/>
+            <w:r>
+              <w:rPr>
+                <w:sz w:val="20"/>
+              </w:rPr>
+              <w:t>base_legal_valida() — 6 opciones válidas</w:t>
+            </w:r>
+          </w:p>
+        </w:tc>
+      </w:tr>
+      <w:tr>
+        <w:tc>
+          <w:tcPr>
+            <w:tcW w:type="dxa" w:w="850"/>
+            <w:vAlign w:val="top"/>
+          </w:tcPr>
+          <w:p>
+            <w:r/>
+            <w:r>
+              <w:rPr>
+                <w:b/>
+                <w:sz w:val="20"/>
+              </w:rPr>
+              <w:t>CU-080</w:t>
+            </w:r>
+          </w:p>
+        </w:tc>
+        <w:tc>
+          <w:tcPr>
+            <w:tcW w:type="dxa" w:w="2551"/>
+            <w:vAlign w:val="top"/>
+          </w:tcPr>
+          <w:p>
+            <w:r/>
+            <w:r>
+              <w:rPr>
+                <w:sz w:val="20"/>
+              </w:rPr>
+              <w:t>ConsentimientoAlert antes de guardar RAT con datos_sensibles</w:t>
+            </w:r>
+          </w:p>
+        </w:tc>
+        <w:tc>
+          <w:tcPr>
+            <w:tcW w:type="dxa" w:w="1134"/>
+            <w:vAlign w:val="top"/>
+          </w:tcPr>
+          <w:p>
+            <w:r/>
+            <w:r>
+              <w:rPr>
+                <w:sz w:val="20"/>
+              </w:rPr>
+              <w:t>Sistema</w:t>
+            </w:r>
+          </w:p>
+        </w:tc>
+        <w:tc>
+          <w:tcPr>
+            <w:tcW w:type="dxa" w:w="1417"/>
+            <w:vAlign w:val="top"/>
+          </w:tcPr>
+          <w:p>
+            <w:r/>
+            <w:r>
+              <w:rPr>
+                <w:sz w:val="20"/>
+              </w:rPr>
+              <w:t>RF-165</w:t>
+            </w:r>
+          </w:p>
+        </w:tc>
+        <w:tc>
+          <w:tcPr>
+            <w:tcW w:type="dxa" w:w="2551"/>
+            <w:vAlign w:val="top"/>
+          </w:tcPr>
+          <w:p>
+            <w:r/>
+            <w:r>
+              <w:rPr>
+                <w:sz w:val="20"/>
+              </w:rPr>
+              <w:t>handleSave() — listarConsentimientos()</w:t>
+            </w:r>
+          </w:p>
+        </w:tc>
+      </w:tr>
+      <w:tr>
+        <w:tc>
+          <w:tcPr>
+            <w:tcW w:type="dxa" w:w="850"/>
+            <w:vAlign w:val="top"/>
+          </w:tcPr>
+          <w:p>
+            <w:r/>
+            <w:r>
+              <w:rPr>
+                <w:b/>
+                <w:sz w:val="20"/>
+              </w:rPr>
+              <w:t>CU-081</w:t>
+            </w:r>
+          </w:p>
+        </w:tc>
+        <w:tc>
+          <w:tcPr>
+            <w:tcW w:type="dxa" w:w="2551"/>
+            <w:vAlign w:val="top"/>
+          </w:tcPr>
+          <w:p>
+            <w:r/>
+            <w:r>
+              <w:rPr>
+                <w:sz w:val="20"/>
+              </w:rPr>
+              <w:t>Homologación orden campos RAT en wizard, drawer y PDF</w:t>
+            </w:r>
+          </w:p>
+        </w:tc>
+        <w:tc>
+          <w:tcPr>
+            <w:tcW w:type="dxa" w:w="1134"/>
+            <w:vAlign w:val="top"/>
+          </w:tcPr>
+          <w:p>
+            <w:r/>
+            <w:r>
+              <w:rPr>
+                <w:sz w:val="20"/>
+              </w:rPr>
+              <w:t>Sistema</w:t>
+            </w:r>
+          </w:p>
+        </w:tc>
+        <w:tc>
+          <w:tcPr>
+            <w:tcW w:type="dxa" w:w="1417"/>
+            <w:vAlign w:val="top"/>
+          </w:tcPr>
+          <w:p>
+            <w:r/>
+            <w:r>
+              <w:rPr>
+                <w:sz w:val="20"/>
+              </w:rPr>
+              <w:t>RF-166</w:t>
+            </w:r>
+          </w:p>
+        </w:tc>
+        <w:tc>
+          <w:tcPr>
+            <w:tcW w:type="dxa" w:w="2551"/>
+            <w:vAlign w:val="top"/>
+          </w:tcPr>
+          <w:p>
+            <w:r/>
+            <w:r>
+              <w:rPr>
+                <w:sz w:val="20"/>
+              </w:rPr>
+              <w:t>RatDetailView + RatEditForm + RatWizard + export_service</w:t>
+            </w:r>
+          </w:p>
+        </w:tc>
+      </w:tr>
+      <w:tr>
+        <w:tc>
+          <w:tcPr>
+            <w:tcW w:type="dxa" w:w="850"/>
+            <w:vAlign w:val="top"/>
+          </w:tcPr>
+          <w:p>
+            <w:r/>
+            <w:r>
+              <w:rPr>
+                <w:b/>
+                <w:sz w:val="20"/>
+              </w:rPr>
+              <w:t>CU-082</w:t>
+            </w:r>
+          </w:p>
+        </w:tc>
+        <w:tc>
+          <w:tcPr>
+            <w:tcW w:type="dxa" w:w="2551"/>
+            <w:vAlign w:val="top"/>
+          </w:tcPr>
+          <w:p>
+            <w:r/>
+            <w:r>
+              <w:rPr>
+                <w:sz w:val="20"/>
+              </w:rPr>
+              <w:t>PDF con títulos de sección y alertas rojas</w:t>
+            </w:r>
+          </w:p>
+        </w:tc>
+        <w:tc>
+          <w:tcPr>
+            <w:tcW w:type="dxa" w:w="1134"/>
+            <w:vAlign w:val="top"/>
+          </w:tcPr>
+          <w:p>
+            <w:r/>
+            <w:r>
+              <w:rPr>
+                <w:sz w:val="20"/>
+              </w:rPr>
+              <w:t>Sistema</w:t>
+            </w:r>
+          </w:p>
+        </w:tc>
+        <w:tc>
+          <w:tcPr>
+            <w:tcW w:type="dxa" w:w="1417"/>
+            <w:vAlign w:val="top"/>
+          </w:tcPr>
+          <w:p>
+            <w:r/>
+            <w:r>
+              <w:rPr>
+                <w:sz w:val="20"/>
+              </w:rPr>
+              <w:t>RF-167</w:t>
+            </w:r>
+          </w:p>
+        </w:tc>
+        <w:tc>
+          <w:tcPr>
+            <w:tcW w:type="dxa" w:w="2551"/>
+            <w:vAlign w:val="top"/>
+          </w:tcPr>
+          <w:p>
+            <w:r/>
+            <w:r>
+              <w:rPr>
+                <w:sz w:val="20"/>
+              </w:rPr>
+              <w:t>export_service — PASOx — IDENTIFICACIÓN con COLOR_PRIMARIO</w:t>
+            </w:r>
+          </w:p>
+        </w:tc>
+      </w:tr>
+    </w:tbl>
+    <w:p>
+      <w:pPr>
+        <w:pStyle w:val="Heading1"/>
+      </w:pPr>
+      <w:r>
+        <w:t>Apéndice C — Índice de identificadores</w:t>
       </w:r>
     </w:p>
     <w:p>
       <w:r>
         <w:rPr>
-          <w:b/>
+          <w:i/>
+          <w:sz w:val="22"/>
         </w:rPr>
-        <w:t xml:space="preserve">Flujo: </w:t>
-      </w:r>
-      <w:r>
-        <w:t>1. Click en 'Crear RAT'</w:t>
-        <w:br/>
-        <w:t>2. Wizard 5 pasos</w:t>
-        <w:br/>
-        <w:t>3. Completar obligatorios Art. 16 (7 campos)</w:t>
-        <w:br/>
-        <w:t>4. Submit</w:t>
+        <w:t>Identificadores únicos referenciados a lo largo del documento:</w:t>
       </w:r>
     </w:p>
+    <w:tbl>
+      <w:tblPr>
+        <w:tblStyle w:val="TableGrid"/>
+        <w:tblW w:type="auto" w:w="0"/>
+        <w:jc w:val="left"/>
+        <w:tblLook w:firstColumn="1" w:firstRow="1" w:lastColumn="0" w:lastRow="0" w:noHBand="0" w:noVBand="1" w:val="04A0"/>
+      </w:tblPr>
+      <w:tblGrid>
+        <w:gridCol w:w="3324"/>
+        <w:gridCol w:w="3324"/>
+        <w:gridCol w:w="3324"/>
+      </w:tblGrid>
+      <w:tr>
+        <w:tc>
+          <w:tcPr>
+            <w:tcW w:type="dxa" w:w="1417"/>
+            <w:shd w:val="clear" w:color="auto" w:fill="D9E2F3"/>
+            <w:vAlign w:val="center"/>
+          </w:tcPr>
+          <w:p>
+            <w:r/>
+            <w:r>
+              <w:rPr>
+                <w:b/>
+                <w:color w:val="1F497D"/>
+                <w:sz w:val="20"/>
+              </w:rPr>
+              <w:t>ID</w:t>
+            </w:r>
+          </w:p>
+        </w:tc>
+        <w:tc>
+          <w:tcPr>
+            <w:tcW w:type="dxa" w:w="2835"/>
+            <w:shd w:val="clear" w:color="auto" w:fill="D9E2F3"/>
+            <w:vAlign w:val="center"/>
+          </w:tcPr>
+          <w:p>
+            <w:r/>
+            <w:r>
+              <w:rPr>
+                <w:b/>
+                <w:color w:val="1F497D"/>
+                <w:sz w:val="20"/>
+              </w:rPr>
+              <w:t>Nombre</w:t>
+            </w:r>
+          </w:p>
+        </w:tc>
+        <w:tc>
+          <w:tcPr>
+            <w:tcW w:type="dxa" w:w="5669"/>
+            <w:shd w:val="clear" w:color="auto" w:fill="D9E2F3"/>
+            <w:vAlign w:val="center"/>
+          </w:tcPr>
+          <w:p>
+            <w:r/>
+            <w:r>
+              <w:rPr>
+                <w:b/>
+                <w:color w:val="1F497D"/>
+                <w:sz w:val="20"/>
+              </w:rPr>
+              <w:t>Descripción</w:t>
+            </w:r>
+          </w:p>
+        </w:tc>
+      </w:tr>
+      <w:tr>
+        <w:tc>
+          <w:tcPr>
+            <w:tcW w:type="dxa" w:w="1417"/>
+            <w:vAlign w:val="top"/>
+          </w:tcPr>
+          <w:p>
+            <w:r/>
+            <w:r>
+              <w:rPr>
+                <w:b/>
+                <w:sz w:val="20"/>
+              </w:rPr>
+              <w:t>CU-###</w:t>
+            </w:r>
+          </w:p>
+        </w:tc>
+        <w:tc>
+          <w:tcPr>
+            <w:tcW w:type="dxa" w:w="2835"/>
+            <w:vAlign w:val="top"/>
+          </w:tcPr>
+          <w:p>
+            <w:r/>
+            <w:r>
+              <w:rPr>
+                <w:sz w:val="20"/>
+              </w:rPr>
+              <w:t>Caso de Uso</w:t>
+            </w:r>
+          </w:p>
+        </w:tc>
+        <w:tc>
+          <w:tcPr>
+            <w:tcW w:type="dxa" w:w="5669"/>
+            <w:vAlign w:val="top"/>
+          </w:tcPr>
+          <w:p>
+            <w:r/>
+            <w:r>
+              <w:rPr>
+                <w:sz w:val="20"/>
+              </w:rPr>
+              <w:t>Especificación de interacción actor-sistema.</w:t>
+            </w:r>
+          </w:p>
+        </w:tc>
+      </w:tr>
+    </w:tbl>
+    <w:p/>
     <w:p>
+      <w:pPr>
+        <w:jc w:val="center"/>
+      </w:pPr>
       <w:r>
         <w:rPr>
-          <w:b/>
+          <w:i/>
+          <w:color w:val="808080"/>
+          <w:sz w:val="20"/>
         </w:rPr>
-        <w:t xml:space="preserve">Postcondicion: </w:t>
-      </w:r>
-      <w:r>
-        <w:t>RAT creado en estado 'completo' o 'borrador' segun completitud.</w:t>
-      </w:r>
-    </w:p>
-    <w:p>
-      <w:pPr>
-        <w:pStyle w:val="Heading2"/>
-      </w:pPr>
-      <w:r>
-        <w:t>CU-02: Crear RAT con datos sensibles</w:t>
-      </w:r>
-    </w:p>
-    <w:p>
-      <w:r>
-        <w:rPr>
-          <w:b/>
-        </w:rPr>
-        <w:t xml:space="preserve">Actor: </w:t>
-      </w:r>
-      <w:r>
-        <w:t>Admin Empresa / Editor</w:t>
-      </w:r>
-    </w:p>
-    <w:p>
-      <w:r>
-        <w:rPr>
-          <w:b/>
-        </w:rPr>
-        <w:t xml:space="preserve">Precondicion: </w:t>
-      </w:r>
-      <w:r>
-        <w:t>Empresa existe, usuario autenticado.</w:t>
-      </w:r>
-    </w:p>
-    <w:p>
-      <w:r>
-        <w:rPr>
-          <w:b/>
-        </w:rPr>
-        <w:t xml:space="preserve">Flujo: </w:t>
-      </w:r>
-      <w:r>
-        <w:t>1. Wizard paso 2 marca 'datos_sensibles=True'</w:t>
-        <w:br/>
-        <w:t>2. Especificar tipo_dato_sensible (Art. 2 g)</w:t>
-        <w:br/>
-        <w:t>3. Crear EIPD</w:t>
-        <w:br/>
-        <w:t>4. Completar EIPD</w:t>
-        <w:br/>
-        <w:t>5. Registrar consentimiento expreso</w:t>
-      </w:r>
-    </w:p>
-    <w:p>
-      <w:r>
-        <w:rPr>
-          <w:b/>
-        </w:rPr>
-        <w:t xml:space="preserve">Postcondicion: </w:t>
-      </w:r>
-      <w:r>
-        <w:t>RAT con sensibles + EIPD completada + consentimiento activo.</w:t>
-      </w:r>
-    </w:p>
-    <w:p>
-      <w:pPr>
-        <w:pStyle w:val="Heading2"/>
-      </w:pPr>
-      <w:r>
-        <w:t>CU-03: Crear RAT con transferencia internacional</w:t>
-      </w:r>
-    </w:p>
-    <w:p>
-      <w:r>
-        <w:rPr>
-          <w:b/>
-        </w:rPr>
-        <w:t xml:space="preserve">Actor: </w:t>
-      </w:r>
-      <w:r>
-        <w:t>Admin Empresa / Editor</w:t>
-      </w:r>
-    </w:p>
-    <w:p>
-      <w:r>
-        <w:rPr>
-          <w:b/>
-        </w:rPr>
-        <w:t xml:space="preserve">Precondicion: </w:t>
-      </w:r>
-      <w:r>
-        <w:t>Empresa existe.</w:t>
-      </w:r>
-    </w:p>
-    <w:p>
-      <w:r>
-        <w:rPr>
-          <w:b/>
-        </w:rPr>
-        <w:t xml:space="preserve">Flujo: </w:t>
-      </w:r>
-      <w:r>
-        <w:t>1. Wizard paso 4 marca 'transferencia_internacional=True'</w:t>
-        <w:br/>
-        <w:t>2. Especificar pais_destino</w:t>
-        <w:br/>
-        <w:t>3. Documentar garantias (SCC, BCR u otras)</w:t>
-      </w:r>
-    </w:p>
-    <w:p>
-      <w:r>
-        <w:rPr>
-          <w:b/>
-        </w:rPr>
-        <w:t xml:space="preserve">Postcondicion: </w:t>
-      </w:r>
-      <w:r>
-        <w:t>RAT con transferencia internacional + garantias documentadas.</w:t>
-      </w:r>
-    </w:p>
-    <w:p>
-      <w:pPr>
-        <w:pStyle w:val="Heading2"/>
-      </w:pPr>
-      <w:r>
-        <w:t>CU-04: Aprobar RAT</w:t>
-      </w:r>
-    </w:p>
-    <w:p>
-      <w:r>
-        <w:rPr>
-          <w:b/>
-        </w:rPr>
-        <w:t xml:space="preserve">Actor: </w:t>
-      </w:r>
-      <w:r>
-        <w:t>Admin Empresa</w:t>
-      </w:r>
-    </w:p>
-    <w:p>
-      <w:r>
-        <w:rPr>
-          <w:b/>
-        </w:rPr>
-        <w:t xml:space="preserve">Precondicion: </w:t>
-      </w:r>
-      <w:r>
-        <w:t>RAT en estado 'completo' con 100% completitud.</w:t>
-      </w:r>
-    </w:p>
-    <w:p>
-      <w:r>
-        <w:rPr>
-          <w:b/>
-        </w:rPr>
-        <w:t xml:space="preserve">Flujo: </w:t>
-      </w:r>
-      <w:r>
-        <w:t>1. GET /rats/{id}</w:t>
-        <w:br/>
-        <w:t>2. Verificar 100%</w:t>
-        <w:br/>
-        <w:t>3. POST /rats/{id}/aprobar</w:t>
-      </w:r>
-    </w:p>
-    <w:p>
-      <w:r>
-        <w:rPr>
-          <w:b/>
-        </w:rPr>
-        <w:t xml:space="preserve">Postcondicion: </w:t>
-      </w:r>
-      <w:r>
-        <w:t>RAT en estado 'aprobado' con aprobado_por + fecha_aprobacion.</w:t>
-      </w:r>
-    </w:p>
-    <w:p>
-      <w:pPr>
-        <w:pStyle w:val="Heading2"/>
-      </w:pPr>
-      <w:r>
-        <w:t>CU-05: Editar RAT</w:t>
-      </w:r>
-    </w:p>
-    <w:p>
-      <w:r>
-        <w:rPr>
-          <w:b/>
-        </w:rPr>
-        <w:t xml:space="preserve">Actor: </w:t>
-      </w:r>
-      <w:r>
-        <w:t>Admin Empresa / Editor</w:t>
-      </w:r>
-    </w:p>
-    <w:p>
-      <w:r>
-        <w:rPr>
-          <w:b/>
-        </w:rPr>
-        <w:t xml:space="preserve">Precondicion: </w:t>
-      </w:r>
-      <w:r>
-        <w:t>RAT existe, usuario tiene acceso.</w:t>
-      </w:r>
-    </w:p>
-    <w:p>
-      <w:r>
-        <w:rPr>
-          <w:b/>
-        </w:rPr>
-        <w:t xml:space="preserve">Flujo: </w:t>
-      </w:r>
-      <w:r>
-        <w:t>1. GET /rats/{id}</w:t>
-        <w:br/>
-        <w:t>2. PUT /rats/{id} con cambios</w:t>
-        <w:br/>
-        <w:t>3. Validadores condicionales</w:t>
-      </w:r>
-    </w:p>
-    <w:p>
-      <w:r>
-        <w:rPr>
-          <w:b/>
-        </w:rPr>
-        <w:t xml:space="preserve">Postcondicion: </w:t>
-      </w:r>
-      <w:r>
-        <w:t>RAT actualizado + audit log + alertas regeneradas.</w:t>
-      </w:r>
-    </w:p>
-    <w:p>
-      <w:pPr>
-        <w:pStyle w:val="Heading2"/>
-      </w:pPr>
-      <w:r>
-        <w:t>CU-06: Eliminar RAT</w:t>
-      </w:r>
-    </w:p>
-    <w:p>
-      <w:r>
-        <w:rPr>
-          <w:b/>
-        </w:rPr>
-        <w:t xml:space="preserve">Actor: </w:t>
-      </w:r>
-      <w:r>
-        <w:t>Admin Empresa / Editor</w:t>
-      </w:r>
-    </w:p>
-    <w:p>
-      <w:r>
-        <w:rPr>
-          <w:b/>
-        </w:rPr>
-        <w:t xml:space="preserve">Precondicion: </w:t>
-      </w:r>
-      <w:r>
-        <w:t>RAT existe, usuario tiene acceso.</w:t>
-      </w:r>
-    </w:p>
-    <w:p>
-      <w:r>
-        <w:rPr>
-          <w:b/>
-        </w:rPr>
-        <w:t xml:space="preserve">Flujo: </w:t>
-      </w:r>
-      <w:r>
-        <w:t>1. DELETE /rats/{id}</w:t>
-        <w:br/>
-        <w:t>2. Archivo movido a archive bucket</w:t>
-      </w:r>
-    </w:p>
-    <w:p>
-      <w:r>
-        <w:rPr>
-          <w:b/>
-        </w:rPr>
-        <w:t xml:space="preserve">Postcondicion: </w:t>
-      </w:r>
-      <w:r>
-        <w:t>RAT eliminado + audit log + archivo en archive.</w:t>
-      </w:r>
-    </w:p>
-    <w:p>
-      <w:pPr>
-        <w:pStyle w:val="Heading2"/>
-      </w:pPr>
-      <w:r>
-        <w:t>CU-07: Listar RATs con filtros</w:t>
-      </w:r>
-    </w:p>
-    <w:p>
-      <w:r>
-        <w:rPr>
-          <w:b/>
-        </w:rPr>
-        <w:t xml:space="preserve">Actor: </w:t>
-      </w:r>
-      <w:r>
-        <w:t>Cualquier rol con acceso</w:t>
-      </w:r>
-    </w:p>
-    <w:p>
-      <w:r>
-        <w:rPr>
-          <w:b/>
-        </w:rPr>
-        <w:t xml:space="preserve">Precondicion: </w:t>
-      </w:r>
-      <w:r>
-        <w:t>Empresa existe.</w:t>
-      </w:r>
-    </w:p>
-    <w:p>
-      <w:r>
-        <w:rPr>
-          <w:b/>
-        </w:rPr>
-        <w:t xml:space="preserve">Flujo: </w:t>
-      </w:r>
-      <w:r>
-        <w:t>1. GET /rats/reportes?company_id=X&amp;datos_sensibles=true&amp;skip=0&amp;limit=50</w:t>
-        <w:br/>
-        <w:t>2. Backend filtra + pagina</w:t>
-      </w:r>
-    </w:p>
-    <w:p>
-      <w:r>
-        <w:rPr>
-          <w:b/>
-        </w:rPr>
-        <w:t xml:space="preserve">Postcondicion: </w:t>
-      </w:r>
-      <w:r>
-        <w:t>Lista paginada con filtros aplicados.</w:t>
-      </w:r>
-    </w:p>
-    <w:p>
-      <w:pPr>
-        <w:pStyle w:val="Heading2"/>
-      </w:pPr>
-      <w:r>
-        <w:t>CU-08: Generar dashboard stats</w:t>
-      </w:r>
-    </w:p>
-    <w:p>
-      <w:r>
-        <w:rPr>
-          <w:b/>
-        </w:rPr>
-        <w:t xml:space="preserve">Actor: </w:t>
-      </w:r>
-      <w:r>
-        <w:t>Admin Empresa / Superadmin</w:t>
-      </w:r>
-    </w:p>
-    <w:p>
-      <w:r>
-        <w:rPr>
-          <w:b/>
-        </w:rPr>
-        <w:t xml:space="preserve">Precondicion: </w:t>
-      </w:r>
-      <w:r>
-        <w:t>Empresa existe, usuario con acceso.</w:t>
-      </w:r>
-    </w:p>
-    <w:p>
-      <w:r>
-        <w:rPr>
-          <w:b/>
-        </w:rPr>
-        <w:t xml:space="preserve">Flujo: </w:t>
-      </w:r>
-      <w:r>
-        <w:t>1. GET /rats/dashboard/{company_id}</w:t>
-        <w:br/>
-        <w:t>2. Backend calcula KPIs</w:t>
-      </w:r>
-    </w:p>
-    <w:p>
-      <w:r>
-        <w:rPr>
-          <w:b/>
-        </w:rPr>
-        <w:t xml:space="preserve">Postcondicion: </w:t>
-      </w:r>
-      <w:r>
-        <w:t>JSON con KPIs: total, por_estado, sensibles, EIPD, transferencias, IL sin test, encargados sin contrato.</w:t>
-      </w:r>
-    </w:p>
-    <w:p>
-      <w:pPr>
-        <w:pStyle w:val="Heading2"/>
-      </w:pPr>
-      <w:r>
-        <w:t>CU-09: Exportar CSV</w:t>
-      </w:r>
-    </w:p>
-    <w:p>
-      <w:r>
-        <w:rPr>
-          <w:b/>
-        </w:rPr>
-        <w:t xml:space="preserve">Actor: </w:t>
-      </w:r>
-      <w:r>
-        <w:t>Admin Empresa / Superadmin</w:t>
-      </w:r>
-    </w:p>
-    <w:p>
-      <w:r>
-        <w:rPr>
-          <w:b/>
-        </w:rPr>
-        <w:t xml:space="preserve">Precondicion: </w:t>
-      </w:r>
-      <w:r>
-        <w:t>Empresa existe, usuario tiene acceso.</w:t>
-      </w:r>
-    </w:p>
-    <w:p>
-      <w:r>
-        <w:rPr>
-          <w:b/>
-        </w:rPr>
-        <w:t xml:space="preserve">Flujo: </w:t>
-      </w:r>
-      <w:r>
-        <w:t>1. GET /rats/export/csv?company_id=X</w:t>
-        <w:br/>
-        <w:t>2. Backend sanitiza CSV injection</w:t>
-        <w:br/>
-        <w:t>3. UTF-8 BOM para Excel</w:t>
-      </w:r>
-    </w:p>
-    <w:p>
-      <w:r>
-        <w:rPr>
-          <w:b/>
-        </w:rPr>
-        <w:t xml:space="preserve">Postcondicion: </w:t>
-      </w:r>
-      <w:r>
-        <w:t>Descarga archivo CSV con todos los RATs de la empresa.</w:t>
-      </w:r>
-    </w:p>
-    <w:p>
-      <w:pPr>
-        <w:pStyle w:val="Heading2"/>
-      </w:pPr>
-      <w:r>
-        <w:t>CU-10: Exportar PDF</w:t>
-      </w:r>
-    </w:p>
-    <w:p>
-      <w:r>
-        <w:rPr>
-          <w:b/>
-        </w:rPr>
-        <w:t xml:space="preserve">Actor: </w:t>
-      </w:r>
-      <w:r>
-        <w:t>Admin Empresa / Superadmin</w:t>
-      </w:r>
-    </w:p>
-    <w:p>
-      <w:r>
-        <w:rPr>
-          <w:b/>
-        </w:rPr>
-        <w:t xml:space="preserve">Precondicion: </w:t>
-      </w:r>
-      <w:r>
-        <w:t>Empresa existe, usuario tiene acceso.</w:t>
-      </w:r>
-    </w:p>
-    <w:p>
-      <w:r>
-        <w:rPr>
-          <w:b/>
-        </w:rPr>
-        <w:t xml:space="preserve">Flujo: </w:t>
-      </w:r>
-      <w:r>
-        <w:t>1. GET /rats/export/pdf?company_id=X</w:t>
-        <w:br/>
-        <w:t>2. Backend genera PDF con ReportLab</w:t>
-        <w:br/>
-        <w:t>3. Marca 'RAT BLOQUEADO' en rojo si aplica</w:t>
-      </w:r>
-    </w:p>
-    <w:p>
-      <w:r>
-        <w:rPr>
-          <w:b/>
-        </w:rPr>
-        <w:t xml:space="preserve">Postcondicion: </w:t>
-      </w:r>
-      <w:r>
-        <w:t>Descarga archivo PDF con todos los RATs.</w:t>
-      </w:r>
-    </w:p>
-    <w:p>
-      <w:pPr>
-        <w:pStyle w:val="Heading2"/>
-      </w:pPr>
-      <w:r>
-        <w:t>CU-11: Exportar RAT individual PDF</w:t>
-      </w:r>
-    </w:p>
-    <w:p>
-      <w:r>
-        <w:rPr>
-          <w:b/>
-        </w:rPr>
-        <w:t xml:space="preserve">Actor: </w:t>
-      </w:r>
-      <w:r>
-        <w:t>Admin Empresa / Superadmin</w:t>
-      </w:r>
-    </w:p>
-    <w:p>
-      <w:r>
-        <w:rPr>
-          <w:b/>
-        </w:rPr>
-        <w:t xml:space="preserve">Precondicion: </w:t>
-      </w:r>
-      <w:r>
-        <w:t>RAT existe, usuario tiene acceso.</w:t>
-      </w:r>
-    </w:p>
-    <w:p>
-      <w:r>
-        <w:rPr>
-          <w:b/>
-        </w:rPr>
-        <w:t xml:space="preserve">Flujo: </w:t>
-      </w:r>
-      <w:r>
-        <w:t>1. GET /rats/{id}/export/pdf</w:t>
-        <w:br/>
-        <w:t>2. IDOR prevention via get_rat_for_user</w:t>
-      </w:r>
-    </w:p>
-    <w:p>
-      <w:r>
-        <w:rPr>
-          <w:b/>
-        </w:rPr>
-        <w:t xml:space="preserve">Postcondicion: </w:t>
-      </w:r>
-      <w:r>
-        <w:t>Descarga PDF del RAT individual.</w:t>
-      </w:r>
-    </w:p>
-    <w:p>
-      <w:pPr>
-        <w:pStyle w:val="Heading2"/>
-      </w:pPr>
-      <w:r>
-        <w:t>CU-12: Exportar formato CNI (APDC)</w:t>
-      </w:r>
-    </w:p>
-    <w:p>
-      <w:r>
-        <w:rPr>
-          <w:b/>
-        </w:rPr>
-        <w:t xml:space="preserve">Actor: </w:t>
-      </w:r>
-      <w:r>
-        <w:t>Admin Empresa / Superadmin</w:t>
-      </w:r>
-    </w:p>
-    <w:p>
-      <w:r>
-        <w:rPr>
-          <w:b/>
-        </w:rPr>
-        <w:t xml:space="preserve">Precondicion: </w:t>
-      </w:r>
-      <w:r>
-        <w:t>Empresa existe.</w:t>
-      </w:r>
-    </w:p>
-    <w:p>
-      <w:r>
-        <w:rPr>
-          <w:b/>
-        </w:rPr>
-        <w:t xml:space="preserve">Flujo: </w:t>
-      </w:r>
-      <w:r>
-        <w:t>1. GET /rats/export/cni?company_id=X</w:t>
-        <w:br/>
-        <w:t>2. Backend serializa en formato APDC Ley 21.719</w:t>
-      </w:r>
-    </w:p>
-    <w:p>
-      <w:r>
-        <w:rPr>
-          <w:b/>
-        </w:rPr>
-        <w:t xml:space="preserve">Postcondicion: </w:t>
-      </w:r>
-      <w:r>
-        <w:t>Descarga archivo .txt en formato APDC para presentar ante regulador.</w:t>
-      </w:r>
-    </w:p>
-    <w:p>
-      <w:pPr>
-        <w:pStyle w:val="Heading2"/>
-      </w:pPr>
-      <w:r>
-        <w:t>CU-13: Registrar consentimiento expreso</w:t>
-      </w:r>
-    </w:p>
-    <w:p>
-      <w:r>
-        <w:rPr>
-          <w:b/>
-        </w:rPr>
-        <w:t xml:space="preserve">Actor: </w:t>
-      </w:r>
-      <w:r>
-        <w:t>Admin Empresa / Editor</w:t>
-      </w:r>
-    </w:p>
-    <w:p>
-      <w:r>
-        <w:rPr>
-          <w:b/>
-        </w:rPr>
-        <w:t xml:space="preserve">Precondicion: </w:t>
-      </w:r>
-      <w:r>
-        <w:t>RAT con datos_sensibles=True.</w:t>
-      </w:r>
-    </w:p>
-    <w:p>
-      <w:r>
-        <w:rPr>
-          <w:b/>
-        </w:rPr>
-        <w:t xml:space="preserve">Flujo: </w:t>
-      </w:r>
-      <w:r>
-        <w:t>1. POST /rats/{id}/consentimientos</w:t>
-        <w:br/>
-        <w:t>2. Backend cifra PII con Fernet</w:t>
-        <w:br/>
-        <w:t>3. SHA-256 sobre texto del consentimiento</w:t>
-      </w:r>
-    </w:p>
-    <w:p>
-      <w:r>
-        <w:rPr>
-          <w:b/>
-        </w:rPr>
-        <w:t xml:space="preserve">Postcondicion: </w:t>
-      </w:r>
-      <w:r>
-        <w:t>Consentimiento activo vinculado al RAT.</w:t>
-      </w:r>
-    </w:p>
-    <w:p>
-      <w:pPr>
-        <w:pStyle w:val="Heading2"/>
-      </w:pPr>
-      <w:r>
-        <w:t>CU-14: Revocar consentimiento</w:t>
-      </w:r>
-    </w:p>
-    <w:p>
-      <w:r>
-        <w:rPr>
-          <w:b/>
-        </w:rPr>
-        <w:t xml:space="preserve">Actor: </w:t>
-      </w:r>
-      <w:r>
-        <w:t>Admin Empresa / Editor</w:t>
-      </w:r>
-    </w:p>
-    <w:p>
-      <w:r>
-        <w:rPr>
-          <w:b/>
-        </w:rPr>
-        <w:t xml:space="preserve">Precondicion: </w:t>
-      </w:r>
-      <w:r>
-        <w:t>Consentimiento activo existe.</w:t>
-      </w:r>
-    </w:p>
-    <w:p>
-      <w:r>
-        <w:rPr>
-          <w:b/>
-        </w:rPr>
-        <w:t xml:space="preserve">Flujo: </w:t>
-      </w:r>
-      <w:r>
-        <w:t>1. POST /consentimientos/{id}/revocar</w:t>
-        <w:br/>
-        <w:t>2. activo=False + fecha_revocacion</w:t>
-      </w:r>
-    </w:p>
-    <w:p>
-      <w:r>
-        <w:rPr>
-          <w:b/>
-        </w:rPr>
-        <w:t xml:space="preserve">Postcondicion: </w:t>
-      </w:r>
-      <w:r>
-        <w:t>Consentimiento revocado, no más tratamientos.</w:t>
-      </w:r>
-    </w:p>
-    <w:p>
-      <w:pPr>
-        <w:pStyle w:val="Heading2"/>
-      </w:pPr>
-      <w:r>
-        <w:t>CU-15: Paginacion de reportes &gt;100 RATs</w:t>
-      </w:r>
-    </w:p>
-    <w:p>
-      <w:r>
-        <w:rPr>
-          <w:b/>
-        </w:rPr>
-        <w:t xml:space="preserve">Actor: </w:t>
-      </w:r>
-      <w:r>
-        <w:t>Cualquier rol con acceso</w:t>
-      </w:r>
-    </w:p>
-    <w:p>
-      <w:r>
-        <w:rPr>
-          <w:b/>
-        </w:rPr>
-        <w:t xml:space="preserve">Precondicion: </w:t>
-      </w:r>
-      <w:r>
-        <w:t>Empresa tiene 100+ RATs registrados.</w:t>
-      </w:r>
-    </w:p>
-    <w:p>
-      <w:r>
-        <w:rPr>
-          <w:b/>
-        </w:rPr>
-        <w:t xml:space="preserve">Flujo: </w:t>
-      </w:r>
-      <w:r>
-        <w:t>1. GET /rats/reportes?company_id=X&amp;skip=0&amp;limit=50</w:t>
-        <w:br/>
-        <w:t>2. Backend pagina resultados</w:t>
-        <w:br/>
-        <w:t>3. Cliente navega con skip/limit</w:t>
-      </w:r>
-    </w:p>
-    <w:p>
-      <w:r>
-        <w:rPr>
-          <w:b/>
-        </w:rPr>
-        <w:t xml:space="preserve">Postcondicion: </w:t>
-      </w:r>
-      <w:r>
-        <w:t>Pagina de 50 RATs. Cliente itera skip hasta total/skipped.</w:t>
-      </w:r>
-    </w:p>
-    <w:p>
-      <w:pPr>
-        <w:pStyle w:val="Heading2"/>
-      </w:pPr>
-      <w:r>
-        <w:t>CU-16: Auditoria del RAT</w:t>
-      </w:r>
-    </w:p>
-    <w:p>
-      <w:r>
-        <w:rPr>
-          <w:b/>
-        </w:rPr>
-        <w:t xml:space="preserve">Actor: </w:t>
-      </w:r>
-      <w:r>
-        <w:t>Cualquier rol con acceso</w:t>
-      </w:r>
-    </w:p>
-    <w:p>
-      <w:r>
-        <w:rPr>
-          <w:b/>
-        </w:rPr>
-        <w:t xml:space="preserve">Precondicion: </w:t>
-      </w:r>
-      <w:r>
-        <w:t>RAT existe.</w:t>
-      </w:r>
-    </w:p>
-    <w:p>
-      <w:r>
-        <w:rPr>
-          <w:b/>
-        </w:rPr>
-        <w:t xml:space="preserve">Flujo: </w:t>
-      </w:r>
-      <w:r>
-        <w:t>1. GET /rats/{id}/auditoria</w:t>
-        <w:br/>
-        <w:t>2. Backend valida pertenencia via get_rat_for_user</w:t>
-        <w:br/>
-        <w:t>3. Retorna historial</w:t>
-      </w:r>
-    </w:p>
-    <w:p>
-      <w:r>
-        <w:rPr>
-          <w:b/>
-        </w:rPr>
-        <w:t xml:space="preserve">Postcondicion: </w:t>
-      </w:r>
-      <w:r>
-        <w:t>Lista de audit logs del RAT con hash chain.</w:t>
-      </w:r>
-    </w:p>
-    <w:p>
-      <w:pPr>
-        <w:pStyle w:val="Heading2"/>
-      </w:pPr>
-      <w:r>
-        <w:t>CU-17: Auditoria global empresa</w:t>
-      </w:r>
-    </w:p>
-    <w:p>
-      <w:r>
-        <w:rPr>
-          <w:b/>
-        </w:rPr>
-        <w:t xml:space="preserve">Actor: </w:t>
-      </w:r>
-      <w:r>
-        <w:t>Admin Empresa / Superadmin</w:t>
-      </w:r>
-    </w:p>
-    <w:p>
-      <w:r>
-        <w:rPr>
-          <w:b/>
-        </w:rPr>
-        <w:t xml:space="preserve">Precondicion: </w:t>
-      </w:r>
-      <w:r>
-        <w:t>Empresa existe.</w:t>
-      </w:r>
-    </w:p>
-    <w:p>
-      <w:r>
-        <w:rPr>
-          <w:b/>
-        </w:rPr>
-        <w:t xml:space="preserve">Flujo: </w:t>
-      </w:r>
-      <w:r>
-        <w:t>1. GET /rats/auditoria/{company_id}</w:t>
-        <w:br/>
-        <w:t>2. Backend filtra audit logs por rat_ids de la empresa</w:t>
-      </w:r>
-    </w:p>
-    <w:p>
-      <w:r>
-        <w:rPr>
-          <w:b/>
-        </w:rPr>
-        <w:t xml:space="preserve">Postcondicion: </w:t>
-      </w:r>
-      <w:r>
-        <w:t>Lista paginada de todos los eventos de la empresa.</w:t>
-      </w:r>
-    </w:p>
-    <w:p>
-      <w:pPr>
-        <w:pStyle w:val="Heading2"/>
-      </w:pPr>
-      <w:r>
-        <w:t>CU-18: Verificar integridad cadena</w:t>
-      </w:r>
-    </w:p>
-    <w:p>
-      <w:r>
-        <w:rPr>
-          <w:b/>
-        </w:rPr>
-        <w:t xml:space="preserve">Actor: </w:t>
-      </w:r>
-      <w:r>
-        <w:t>Solo SUPERADMIN</w:t>
-      </w:r>
-    </w:p>
-    <w:p>
-      <w:r>
-        <w:rPr>
-          <w:b/>
-        </w:rPr>
-        <w:t xml:space="preserve">Precondicion: </w:t>
-      </w:r>
-      <w:r>
-        <w:t>Usuario es SUPERADMIN.</w:t>
-      </w:r>
-    </w:p>
-    <w:p>
-      <w:r>
-        <w:rPr>
-          <w:b/>
-        </w:rPr>
-        <w:t xml:space="preserve">Flujo: </w:t>
-      </w:r>
-      <w:r>
-        <w:t>1. GET /rats/auditoria/verify-chain</w:t>
-        <w:br/>
-        <w:t>2. Backend verifica SHA-256 chain</w:t>
-        <w:br/>
-        <w:t>3. Retorna valido/error_id</w:t>
-      </w:r>
-    </w:p>
-    <w:p>
-      <w:r>
-        <w:rPr>
-          <w:b/>
-        </w:rPr>
-        <w:t xml:space="preserve">Postcondicion: </w:t>
-      </w:r>
-      <w:r>
-        <w:t>Resultado de verificacion de cadena de hashes.</w:t>
-      </w:r>
-    </w:p>
-    <w:p>
-      <w:pPr>
-        <w:pStyle w:val="Heading2"/>
-      </w:pPr>
-      <w:r>
-        <w:t>CU-19: Descargar archivo base legal</w:t>
-      </w:r>
-    </w:p>
-    <w:p>
-      <w:r>
-        <w:rPr>
-          <w:b/>
-        </w:rPr>
-        <w:t xml:space="preserve">Actor: </w:t>
-      </w:r>
-      <w:r>
-        <w:t>Editor / Admin Empresa</w:t>
-      </w:r>
-    </w:p>
-    <w:p>
-      <w:r>
-        <w:rPr>
-          <w:b/>
-        </w:rPr>
-        <w:t xml:space="preserve">Precondicion: </w:t>
-      </w:r>
-      <w:r>
-        <w:t>RAT tiene archivo adjunto.</w:t>
-      </w:r>
-    </w:p>
-    <w:p>
-      <w:r>
-        <w:rPr>
-          <w:b/>
-        </w:rPr>
-        <w:t xml:space="preserve">Flujo: </w:t>
-      </w:r>
-      <w:r>
-        <w:t>1. GET /rats/{id}/archivo</w:t>
-        <w:br/>
-        <w:t>2. Backend intenta OCI → fallback BYTEA descifrado</w:t>
-        <w:br/>
-        <w:t>3. Retorna bytes o presigned URL</w:t>
-      </w:r>
-    </w:p>
-    <w:p>
-      <w:r>
-        <w:rPr>
-          <w:b/>
-        </w:rPr>
-        <w:t xml:space="preserve">Postcondicion: </w:t>
-      </w:r>
-      <w:r>
-        <w:t>Archivo PDF descifrado descargado.</w:t>
-      </w:r>
-    </w:p>
-    <w:p>
-      <w:pPr>
-        <w:pStyle w:val="Heading2"/>
-      </w:pPr>
-      <w:r>
-        <w:t>CU-20: Sugerencias automaticas por rubro</w:t>
-      </w:r>
-    </w:p>
-    <w:p>
-      <w:r>
-        <w:rPr>
-          <w:b/>
-        </w:rPr>
-        <w:t xml:space="preserve">Actor: </w:t>
-      </w:r>
-      <w:r>
-        <w:t>Cualquier rol</w:t>
-      </w:r>
-    </w:p>
-    <w:p>
-      <w:r>
-        <w:rPr>
-          <w:b/>
-        </w:rPr>
-        <w:t xml:space="preserve">Precondicion: </w:t>
-      </w:r>
-      <w:r>
-        <w:t>Empresa tiene rubro configurado.</w:t>
-      </w:r>
-    </w:p>
-    <w:p>
-      <w:r>
-        <w:rPr>
-          <w:b/>
-        </w:rPr>
-        <w:t xml:space="preserve">Flujo: </w:t>
-      </w:r>
-      <w:r>
-        <w:t>1. GET /rats/sugerencias/tipos → lista tipos</w:t>
-        <w:br/>
-        <w:t>2. POST /rats/sugerencias con tipo_proceso</w:t>
-        <w:br/>
-        <w:t>3. Backend retorna sugerencia precompletada</w:t>
-      </w:r>
-    </w:p>
-    <w:p>
-      <w:r>
-        <w:rPr>
-          <w:b/>
-        </w:rPr>
-        <w:t xml:space="preserve">Postcondicion: </w:t>
-      </w:r>
-      <w:r>
-        <w:t>Wizard pre-rellenado con sugerencia del backend.</w:t>
-      </w:r>
-    </w:p>
-    <w:p>
-      <w:pPr>
-        <w:pStyle w:val="Heading2"/>
-      </w:pPr>
-      <w:r>
-        <w:t>CU-21: Registrar revision periodica</w:t>
-      </w:r>
-    </w:p>
-    <w:p>
-      <w:r>
-        <w:rPr>
-          <w:b/>
-        </w:rPr>
-        <w:t xml:space="preserve">Actor: </w:t>
-      </w:r>
-      <w:r>
-        <w:t>Editor / Admin Empresa</w:t>
-      </w:r>
-    </w:p>
-    <w:p>
-      <w:r>
-        <w:rPr>
-          <w:b/>
-        </w:rPr>
-        <w:t xml:space="preserve">Precondicion: </w:t>
-      </w:r>
-      <w:r>
-        <w:t>RAT existe.</w:t>
-      </w:r>
-    </w:p>
-    <w:p>
-      <w:r>
-        <w:rPr>
-          <w:b/>
-        </w:rPr>
-        <w:t xml:space="preserve">Flujo: </w:t>
-      </w:r>
-      <w:r>
-        <w:t>1. POST /rats/{id}/revision</w:t>
-        <w:br/>
-        <w:t>2. Backend actualiza updated_at + audit log</w:t>
-      </w:r>
-    </w:p>
-    <w:p>
-      <w:r>
-        <w:rPr>
-          <w:b/>
-        </w:rPr>
-        <w:t xml:space="preserve">Postcondicion: </w:t>
-      </w:r>
-      <w:r>
-        <w:t>RAT marcado como revisado.</w:t>
-      </w:r>
-    </w:p>
-    <w:p>
-      <w:pPr>
-        <w:pStyle w:val="Heading2"/>
-      </w:pPr>
-      <w:r>
-        <w:t>CU-22: Buscar RATs por texto</w:t>
-      </w:r>
-    </w:p>
-    <w:p>
-      <w:r>
-        <w:rPr>
-          <w:b/>
-        </w:rPr>
-        <w:t xml:space="preserve">Actor: </w:t>
-      </w:r>
-      <w:r>
-        <w:t>Cualquier rol con acceso</w:t>
-      </w:r>
-    </w:p>
-    <w:p>
-      <w:r>
-        <w:rPr>
-          <w:b/>
-        </w:rPr>
-        <w:t xml:space="preserve">Precondicion: </w:t>
-      </w:r>
-      <w:r>
-        <w:t>Empresa existe.</w:t>
-      </w:r>
-    </w:p>
-    <w:p>
-      <w:r>
-        <w:rPr>
-          <w:b/>
-        </w:rPr>
-        <w:t xml:space="preserve">Flujo: </w:t>
-      </w:r>
-      <w:r>
-        <w:t>1. GET /rats/reportes?company_id=X&amp;search=marketing</w:t>
-        <w:br/>
-        <w:t>2. Backend filtra por nombre_proceso (ilike)</w:t>
-      </w:r>
-    </w:p>
-    <w:p>
-      <w:r>
-        <w:rPr>
-          <w:b/>
-        </w:rPr>
-        <w:t xml:space="preserve">Postcondicion: </w:t>
-      </w:r>
-      <w:r>
-        <w:t>Lista de RATs que coinciden con el termino.</w:t>
-      </w:r>
-    </w:p>
-    <w:p>
-      <w:pPr>
-        <w:pStyle w:val="Heading2"/>
-      </w:pPr>
-      <w:r>
-        <w:t>CU-23: Filtros combinados</w:t>
-      </w:r>
-    </w:p>
-    <w:p>
-      <w:r>
-        <w:rPr>
-          <w:b/>
-        </w:rPr>
-        <w:t xml:space="preserve">Actor: </w:t>
-      </w:r>
-      <w:r>
-        <w:t>Cualquier rol con acceso</w:t>
-      </w:r>
-    </w:p>
-    <w:p>
-      <w:r>
-        <w:rPr>
-          <w:b/>
-        </w:rPr>
-        <w:t xml:space="preserve">Precondicion: </w:t>
-      </w:r>
-      <w:r>
-        <w:t>Empresa existe.</w:t>
-      </w:r>
-    </w:p>
-    <w:p>
-      <w:r>
-        <w:rPr>
-          <w:b/>
-        </w:rPr>
-        <w:t xml:space="preserve">Flujo: </w:t>
-      </w:r>
-      <w:r>
-        <w:t>1. GET /rats/reportes?transferencia_internacional=true&amp;decisiones_automatizadas=true&amp;datos_sensibles=true</w:t>
-        <w:br/>
-        <w:t>2. Backend aplica AND</w:t>
-      </w:r>
-    </w:p>
-    <w:p>
-      <w:r>
-        <w:rPr>
-          <w:b/>
-        </w:rPr>
-        <w:t xml:space="preserve">Postcondicion: </w:t>
-      </w:r>
-      <w:r>
-        <w:t>RATs que cumplen TODOS los filtros.</w:t>
-      </w:r>
-    </w:p>
-    <w:p>
-      <w:pPr>
-        <w:pStyle w:val="Heading2"/>
-      </w:pPr>
-      <w:r>
-        <w:t>CU-24: Duplicar RAT</w:t>
-      </w:r>
-    </w:p>
-    <w:p>
-      <w:r>
-        <w:rPr>
-          <w:b/>
-        </w:rPr>
-        <w:t xml:space="preserve">Actor: </w:t>
-      </w:r>
-      <w:r>
-        <w:t>Editor / Admin Empresa</w:t>
-      </w:r>
-    </w:p>
-    <w:p>
-      <w:r>
-        <w:rPr>
-          <w:b/>
-        </w:rPr>
-        <w:t xml:space="preserve">Precondicion: </w:t>
-      </w:r>
-      <w:r>
-        <w:t>RAT existe.</w:t>
-      </w:r>
-    </w:p>
-    <w:p>
-      <w:r>
-        <w:rPr>
-          <w:b/>
-        </w:rPr>
-        <w:t xml:space="preserve">Flujo: </w:t>
-      </w:r>
-      <w:r>
-        <w:t>1. Click en icono duplicar</w:t>
-        <w:br/>
-        <w:t>2. Frontend copia campos</w:t>
-        <w:br/>
-        <w:t>3. POST /rats/ con datos copiados</w:t>
-        <w:br/>
-        <w:t>4. Nuevo RAT independiente</w:t>
-      </w:r>
-    </w:p>
-    <w:p>
-      <w:r>
-        <w:rPr>
-          <w:b/>
-        </w:rPr>
-        <w:t xml:space="preserve">Postcondicion: </w:t>
-      </w:r>
-      <w:r>
-        <w:t>Nuevo RAT con datos similares, ID diferente.</w:t>
-      </w:r>
-    </w:p>
-    <w:p>
-      <w:pPr>
-        <w:pStyle w:val="Heading2"/>
-      </w:pPr>
-      <w:r>
-        <w:t>CU-25: Bloquear RAT temporalmente</w:t>
-      </w:r>
-    </w:p>
-    <w:p>
-      <w:r>
-        <w:rPr>
-          <w:b/>
-        </w:rPr>
-        <w:t xml:space="preserve">Actor: </w:t>
-      </w:r>
-      <w:r>
-        <w:t>Sistema (Art. 8 ter)</w:t>
-      </w:r>
-    </w:p>
-    <w:p>
-      <w:r>
-        <w:rPr>
-          <w:b/>
-        </w:rPr>
-        <w:t xml:space="preserve">Precondicion: </w:t>
-      </w:r>
-      <w:r>
-        <w:t>RAT existe, incidente detectado.</w:t>
-      </w:r>
-    </w:p>
-    <w:p>
-      <w:r>
-        <w:rPr>
-          <w:b/>
-        </w:rPr>
-        <w:t xml:space="preserve">Flujo: </w:t>
-      </w:r>
-      <w:r>
-        <w:t>1. PUT /rats/{id} con bloqueado=true</w:t>
-        <w:br/>
-        <w:t>2. Export PDF/CSV marca en rojo 'RAT BLOQUEADO'</w:t>
-      </w:r>
-    </w:p>
-    <w:p>
-      <w:r>
-        <w:rPr>
-          <w:b/>
-        </w:rPr>
-        <w:t xml:space="preserve">Postcondicion: </w:t>
-      </w:r>
-      <w:r>
-        <w:t>RAT bloqueado visualmente en exports.</w:t>
+        <w:t>—  Fin del documento  —</w:t>
       </w:r>
     </w:p>
     <w:sectPr>
+      <w:headerReference w:type="default" r:id="rId9"/>
+      <w:footerReference w:type="default" r:id="rId10"/>
       <w:pgSz w:w="12240" w:h="15840"/>
-      <w:pgMar w:top="1440" w:right="1800" w:bottom="1440" w:left="1800" w:header="720" w:footer="720" w:gutter="0"/>
+      <w:pgMar w:top="1417" w:right="1134" w:bottom="1417" w:left="1134" w:header="720" w:footer="720" w:gutter="0"/>
       <w:cols w:space="720"/>
+      <w:titlePg/>
       <w:docGrid w:linePitch="360"/>
     </w:sectPr>
   </w:body>
 </w:document>
+</file>
+
+<file path=word/footer1.xml><?xml version="1.0" encoding="utf-8"?>
+<w:ftr xmlns:m="http://schemas.openxmlformats.org/officeDocument/2006/math" xmlns:mc="http://schemas.openxmlformats.org/markup-compatibility/2006" xmlns:mo="http://schemas.microsoft.com/office/mac/office/2008/main" xmlns:mv="urn:schemas-microsoft-com:mac:vml" xmlns:o="urn:schemas-microsoft-com:office:office" xmlns:r="http://schemas.openxmlformats.org/officeDocument/2006/relationships" xmlns:v="urn:schemas-microsoft-com:vml" xmlns:w10="urn:schemas-microsoft-com:office:word" xmlns:w14="http://schemas.microsoft.com/office/word/2010/wordml" xmlns:w="http://schemas.openxmlformats.org/wordprocessingml/2006/main" xmlns:wne="http://schemas.microsoft.com/office/word/2006/wordml" xmlns:wp14="http://schemas.microsoft.com/office/word/2010/wordprocessingDrawing" xmlns:wp="http://schemas.openxmlformats.org/drawingml/2006/wordprocessingDrawing" xmlns:wpc="http://schemas.microsoft.com/office/word/2010/wordprocessingCanvas" xmlns:wpg="http://schemas.microsoft.com/office/word/2010/wordprocessingGroup" xmlns:wpi="http://schemas.microsoft.com/office/word/2010/wordprocessingInk" xmlns:wps="http://schemas.microsoft.com/office/word/2010/wordprocessingShape" mc:Ignorable="w14 wp14">
+  <w:p>
+    <w:pPr>
+      <w:pStyle w:val="Footer"/>
+      <w:jc w:val="center"/>
+    </w:pPr>
+    <w:r/>
+  </w:p>
+  <w:tbl>
+    <w:tblPr>
+      <w:tblW w:type="auto" w:w="0"/>
+      <w:tblLayout w:type="fixed"/>
+      <w:tblLook w:firstColumn="1" w:firstRow="1" w:lastColumn="0" w:lastRow="0" w:noHBand="0" w:noVBand="1" w:val="04A0"/>
+    </w:tblPr>
+    <w:tblGrid>
+      <w:gridCol w:w="3402"/>
+      <w:gridCol w:w="3169"/>
+      <w:gridCol w:w="3402"/>
+    </w:tblGrid>
+    <w:tr>
+      <w:tc>
+        <w:tcPr>
+          <w:tcW w:type="dxa" w:w="3402"/>
+        </w:tcPr>
+        <w:p>
+          <w:pPr>
+            <w:jc w:val="left"/>
+          </w:pPr>
+          <w:r>
+            <w:rPr>
+              <w:color w:val="808080"/>
+              <w:sz w:val="16"/>
+            </w:rPr>
+            <w:t>Custodio RAT Manager · Ley 21.719</w:t>
+          </w:r>
+        </w:p>
+      </w:tc>
+      <w:tc>
+        <w:tcPr>
+          <w:tcW w:type="dxa" w:w="3169"/>
+        </w:tcPr>
+        <w:p>
+          <w:pPr>
+            <w:jc w:val="center"/>
+          </w:pPr>
+          <w:r>
+            <w:rPr>
+              <w:color w:val="808080"/>
+              <w:sz w:val="16"/>
+            </w:rPr>
+            <w:t xml:space="preserve">Página </w:t>
+          </w:r>
+          <w:r>
+            <w:rPr>
+              <w:color w:val="808080"/>
+              <w:sz w:val="16"/>
+            </w:rPr>
+            <w:fldChar w:fldCharType="begin"/>
+            <w:instrText xml:space="preserve">PAGE</w:instrText>
+            <w:fldChar w:fldCharType="separate"/>
+            <w:fldChar w:fldCharType="end"/>
+          </w:r>
+          <w:r>
+            <w:rPr>
+              <w:color w:val="808080"/>
+              <w:sz w:val="16"/>
+            </w:rPr>
+            <w:t xml:space="preserve"> de </w:t>
+          </w:r>
+          <w:r>
+            <w:rPr>
+              <w:color w:val="808080"/>
+              <w:sz w:val="16"/>
+            </w:rPr>
+            <w:fldChar w:fldCharType="begin"/>
+            <w:instrText xml:space="preserve">NUMPAGES</w:instrText>
+            <w:fldChar w:fldCharType="separate"/>
+            <w:fldChar w:fldCharType="end"/>
+          </w:r>
+        </w:p>
+      </w:tc>
+      <w:tc>
+        <w:tcPr>
+          <w:tcW w:type="dxa" w:w="3402"/>
+        </w:tcPr>
+        <w:p>
+          <w:pPr>
+            <w:jc w:val="right"/>
+          </w:pPr>
+          <w:r>
+            <w:rPr>
+              <w:color w:val="808080"/>
+              <w:sz w:val="16"/>
+            </w:rPr>
+            <w:t>Interno — Confidencial  ·  Casos de Uso</w:t>
+          </w:r>
+        </w:p>
+      </w:tc>
+    </w:tr>
+  </w:tbl>
+</w:ftr>
+</file>
+
+<file path=word/header1.xml><?xml version="1.0" encoding="utf-8"?>
+<w:hdr xmlns:m="http://schemas.openxmlformats.org/officeDocument/2006/math" xmlns:mc="http://schemas.openxmlformats.org/markup-compatibility/2006" xmlns:mo="http://schemas.microsoft.com/office/mac/office/2008/main" xmlns:mv="urn:schemas-microsoft-com:mac:vml" xmlns:o="urn:schemas-microsoft-com:office:office" xmlns:r="http://schemas.openxmlformats.org/officeDocument/2006/relationships" xmlns:v="urn:schemas-microsoft-com:vml" xmlns:w10="urn:schemas-microsoft-com:office:word" xmlns:w14="http://schemas.microsoft.com/office/word/2010/wordml" xmlns:w="http://schemas.openxmlformats.org/wordprocessingml/2006/main" xmlns:wne="http://schemas.microsoft.com/office/word/2006/wordml" xmlns:wp14="http://schemas.microsoft.com/office/word/2010/wordprocessingDrawing" xmlns:wp="http://schemas.openxmlformats.org/drawingml/2006/wordprocessingDrawing" xmlns:wpc="http://schemas.microsoft.com/office/word/2010/wordprocessingCanvas" xmlns:wpg="http://schemas.microsoft.com/office/word/2010/wordprocessingGroup" xmlns:wpi="http://schemas.microsoft.com/office/word/2010/wordprocessingInk" xmlns:wps="http://schemas.microsoft.com/office/word/2010/wordprocessingShape" mc:Ignorable="w14 wp14">
+  <w:p>
+    <w:pPr>
+      <w:pStyle w:val="Header"/>
+    </w:pPr>
+    <w:r/>
+  </w:p>
+  <w:tbl>
+    <w:tblPr>
+      <w:tblW w:type="auto" w:w="0"/>
+      <w:tblLayout w:type="fixed"/>
+      <w:tblLook w:firstColumn="1" w:firstRow="1" w:lastColumn="0" w:lastRow="0" w:noHBand="0" w:noVBand="1" w:val="04A0"/>
+    </w:tblPr>
+    <w:tblGrid>
+      <w:gridCol w:w="5669"/>
+      <w:gridCol w:w="4303"/>
+    </w:tblGrid>
+    <w:tr>
+      <w:tc>
+        <w:tcPr>
+          <w:tcW w:type="dxa" w:w="5669"/>
+        </w:tcPr>
+        <w:p>
+          <w:pPr>
+            <w:jc w:val="left"/>
+            <w:pBdr>
+              <w:bottom w:val="single" w:sz="6" w:space="1" w:color="1F497D"/>
+            </w:pBdr>
+          </w:pPr>
+          <w:r>
+            <w:rPr>
+              <w:b/>
+              <w:color w:val="1F497D"/>
+              <w:sz w:val="18"/>
+            </w:rPr>
+            <w:t xml:space="preserve">▣  CUSTODIO  </w:t>
+          </w:r>
+          <w:r>
+            <w:rPr>
+              <w:color w:val="404040"/>
+              <w:sz w:val="18"/>
+            </w:rPr>
+            <w:t>·  Casos de Uso</w:t>
+          </w:r>
+        </w:p>
+      </w:tc>
+      <w:tc>
+        <w:tcPr>
+          <w:tcW w:type="dxa" w:w="4303"/>
+        </w:tcPr>
+        <w:p>
+          <w:pPr>
+            <w:jc w:val="right"/>
+          </w:pPr>
+          <w:r>
+            <w:rPr>
+              <w:color w:val="808080"/>
+              <w:sz w:val="18"/>
+            </w:rPr>
+            <w:t>v1.10  ·  Junio 2026</w:t>
+          </w:r>
+        </w:p>
+      </w:tc>
+    </w:tr>
+  </w:tbl>
+</w:hdr>
 </file>
 
 <file path=word/numbering.xml><?xml version="1.0" encoding="utf-8"?>
@@ -2770,8 +2994,12 @@
     <w:name w:val="Normal"/>
     <w:qFormat/>
     <w:rsid w:val="00FC693F"/>
+    <w:pPr>
+      <w:spacing w:after="120" w:line="276" w:lineRule="auto"/>
+    </w:pPr>
     <w:rPr>
       <w:rFonts w:ascii="Calibri" w:hAnsi="Calibri"/>
+      <w:color w:val="000000"/>
       <w:sz w:val="22"/>
     </w:rPr>
   </w:style>
@@ -2830,7 +3058,7 @@
     <w:pPr>
       <w:keepNext/>
       <w:keepLines/>
-      <w:spacing w:before="480" w:after="0"/>
+      <w:spacing w:before="360" w:after="120"/>
       <w:outlineLvl w:val="0"/>
     </w:pPr>
     <w:rPr>
@@ -2854,7 +3082,7 @@
     <w:pPr>
       <w:keepNext/>
       <w:keepLines/>
-      <w:spacing w:before="200" w:after="0"/>
+      <w:spacing w:before="240" w:after="80"/>
       <w:outlineLvl w:val="1"/>
     </w:pPr>
     <w:rPr>
@@ -2878,7 +3106,7 @@
     <w:pPr>
       <w:keepNext/>
       <w:keepLines/>
-      <w:spacing w:before="200" w:after="0"/>
+      <w:spacing w:before="160" w:after="40"/>
       <w:outlineLvl w:val="2"/>
     </w:pPr>
     <w:rPr>
@@ -2906,12 +3134,13 @@
       <w:outlineLvl w:val="3"/>
     </w:pPr>
     <w:rPr>
-      <w:rFonts w:asciiTheme="majorHAnsi" w:eastAsiaTheme="majorEastAsia" w:hAnsiTheme="majorHAnsi" w:cstheme="majorBidi"/>
+      <w:rFonts w:asciiTheme="majorHAnsi" w:eastAsiaTheme="majorEastAsia" w:hAnsiTheme="majorHAnsi" w:cstheme="majorBidi" w:ascii="Calibri" w:hAnsi="Calibri"/>
       <w:b/>
       <w:bCs/>
       <w:i/>
       <w:iCs/>
-      <w:color w:val="4F81BD" w:themeColor="accent1"/>
+      <w:color w:val="404040"/>
+      <w:sz w:val="22"/>
     </w:rPr>
   </w:style>
   <w:style w:type="paragraph" w:styleId="Heading5">
